--- a/BahdahShinSoftwareEngineering.docx
+++ b/BahdahShinSoftwareEngineering.docx
@@ -1665,7 +1665,7 @@
           <w:sz w:val="20"/>
           <w:szCs w:val="20"/>
         </w:rPr>
-        <w:t>Software Advice</w:t>
+        <w:t>Gartner</w:t>
       </w:r>
       <w:r>
         <w:rPr>
@@ -1816,7 +1816,25 @@
           <w:sz w:val="20"/>
           <w:szCs w:val="20"/>
         </w:rPr>
-        <w:t>the web app dashboard, which reduced the load time for critical information used by sales and operations by 30%.</w:t>
+        <w:t xml:space="preserve">the web app dashboard, which reduced the load time for critical information used by sales and operations </w:t>
+      </w:r>
+      <w:r>
+        <w:rPr>
+          <w:rFonts w:ascii="Cambria" w:hAnsi="Cambria"/>
+          <w:bCs/>
+          <w:sz w:val="20"/>
+          <w:szCs w:val="20"/>
+        </w:rPr>
+        <w:t xml:space="preserve">at Software Advice </w:t>
+      </w:r>
+      <w:r>
+        <w:rPr>
+          <w:rFonts w:ascii="Cambria" w:hAnsi="Cambria"/>
+          <w:bCs/>
+          <w:sz w:val="20"/>
+          <w:szCs w:val="20"/>
+        </w:rPr>
+        <w:t>by 30%.</w:t>
       </w:r>
     </w:p>
     <w:p>
@@ -2497,7 +2515,6 @@
           <w:szCs w:val="20"/>
         </w:rPr>
       </w:pPr>
-      <w:proofErr w:type="spellStart"/>
       <w:r>
         <w:rPr>
           <w:rFonts w:ascii="Cambria" w:hAnsi="Cambria"/>
@@ -2507,7 +2524,6 @@
         </w:rPr>
         <w:t>RITMural</w:t>
       </w:r>
-      <w:proofErr w:type="spellEnd"/>
       <w:r>
         <w:rPr>
           <w:rFonts w:ascii="Cambria" w:hAnsi="Cambria"/>
@@ -8862,7 +8878,11 @@
 </file>
 
 <file path=customXml/item2.xml><?xml version="1.0" encoding="utf-8"?>
-<b:Sources xmlns:b="http://schemas.openxmlformats.org/officeDocument/2006/bibliography" xmlns="http://schemas.openxmlformats.org/officeDocument/2006/bibliography" SelectedStyle="\APA.XSL" StyleName="APA"/>
+<p:properties xmlns:p="http://schemas.microsoft.com/office/2006/metadata/properties" xmlns:xsi="http://www.w3.org/2001/XMLSchema-instance">
+  <documentManagement>
+    <Attendance_x0020_Sheets xmlns="6137292c-a8a0-4c25-a004-adaaaf92099d">Resume Template</Attendance_x0020_Sheets>
+  </documentManagement>
+</p:properties>
 </file>
 
 <file path=customXml/item3.xml><?xml version="1.0" encoding="utf-8"?>
@@ -8998,11 +9018,7 @@
 </file>
 
 <file path=customXml/item4.xml><?xml version="1.0" encoding="utf-8"?>
-<p:properties xmlns:p="http://schemas.microsoft.com/office/2006/metadata/properties" xmlns:xsi="http://www.w3.org/2001/XMLSchema-instance">
-  <documentManagement>
-    <Attendance_x0020_Sheets xmlns="6137292c-a8a0-4c25-a004-adaaaf92099d">Resume Template</Attendance_x0020_Sheets>
-  </documentManagement>
-</p:properties>
+<b:Sources xmlns:b="http://schemas.openxmlformats.org/officeDocument/2006/bibliography" xmlns="http://schemas.openxmlformats.org/officeDocument/2006/bibliography" SelectedStyle="\APA.XSL" StyleName="APA"/>
 </file>
 
 <file path=customXml/itemProps1.xml><?xml version="1.0" encoding="utf-8"?>
@@ -9014,9 +9030,10 @@
 </file>
 
 <file path=customXml/itemProps2.xml><?xml version="1.0" encoding="utf-8"?>
-<ds:datastoreItem xmlns:ds="http://schemas.openxmlformats.org/officeDocument/2006/customXml" ds:itemID="{CF543BCE-D18C-B64A-A5C0-6DC4A96D862B}">
+<ds:datastoreItem xmlns:ds="http://schemas.openxmlformats.org/officeDocument/2006/customXml" ds:itemID="{2CBA3092-F869-4E91-BE97-33F29DAE301D}">
   <ds:schemaRefs>
-    <ds:schemaRef ds:uri="http://schemas.openxmlformats.org/officeDocument/2006/bibliography"/>
+    <ds:schemaRef ds:uri="http://schemas.microsoft.com/office/2006/metadata/properties"/>
+    <ds:schemaRef ds:uri="6137292c-a8a0-4c25-a004-adaaaf92099d"/>
   </ds:schemaRefs>
 </ds:datastoreItem>
 </file>
@@ -9040,10 +9057,9 @@
 </file>
 
 <file path=customXml/itemProps4.xml><?xml version="1.0" encoding="utf-8"?>
-<ds:datastoreItem xmlns:ds="http://schemas.openxmlformats.org/officeDocument/2006/customXml" ds:itemID="{2CBA3092-F869-4E91-BE97-33F29DAE301D}">
+<ds:datastoreItem xmlns:ds="http://schemas.openxmlformats.org/officeDocument/2006/customXml" ds:itemID="{CF543BCE-D18C-B64A-A5C0-6DC4A96D862B}">
   <ds:schemaRefs>
-    <ds:schemaRef ds:uri="http://schemas.microsoft.com/office/2006/metadata/properties"/>
-    <ds:schemaRef ds:uri="6137292c-a8a0-4c25-a004-adaaaf92099d"/>
+    <ds:schemaRef ds:uri="http://schemas.openxmlformats.org/officeDocument/2006/bibliography"/>
   </ds:schemaRefs>
 </ds:datastoreItem>
 </file>
--- a/BahdahShinSoftwareEngineering.docx
+++ b/BahdahShinSoftwareEngineering.docx
@@ -398,22 +398,6 @@
         </w:rPr>
         <w:t>Jupiter</w:t>
       </w:r>
-      <w:r>
-        <w:rPr>
-          <w:rFonts w:ascii="Cambria" w:hAnsi="Cambria"/>
-          <w:sz w:val="20"/>
-          <w:szCs w:val="20"/>
-        </w:rPr>
-        <w:t xml:space="preserve">, </w:t>
-      </w:r>
-      <w:r>
-        <w:rPr>
-          <w:rFonts w:ascii="Cambria" w:hAnsi="Cambria"/>
-          <w:sz w:val="20"/>
-          <w:szCs w:val="20"/>
-        </w:rPr>
-        <w:t>SciPy</w:t>
-      </w:r>
     </w:p>
     <w:p>
       <w:pPr>
@@ -458,26 +442,35 @@
         </w:rPr>
         <w:t>OpenCV</w:t>
       </w:r>
+      <w:r>
+        <w:rPr>
+          <w:rFonts w:ascii="Cambria" w:hAnsi="Cambria"/>
+          <w:bCs/>
+          <w:sz w:val="20"/>
+          <w:szCs w:val="20"/>
+        </w:rPr>
+        <w:tab/>
+      </w:r>
     </w:p>
     <w:p>
       <w:pPr>
         <w:spacing w:line="276" w:lineRule="auto"/>
         <w:rPr>
           <w:rFonts w:ascii="Cambria" w:hAnsi="Cambria"/>
+          <w:b/>
+          <w:sz w:val="20"/>
+          <w:szCs w:val="20"/>
+        </w:rPr>
+      </w:pPr>
+      <w:r>
+        <w:rPr>
+          <w:rFonts w:ascii="Cambria" w:hAnsi="Cambria"/>
+          <w:b/>
           <w:sz w:val="20"/>
           <w:szCs w:val="20"/>
           <w:u w:val="single"/>
         </w:rPr>
-      </w:pPr>
-      <w:r>
-        <w:rPr>
-          <w:rFonts w:ascii="Cambria" w:hAnsi="Cambria"/>
-          <w:b/>
-          <w:sz w:val="20"/>
-          <w:szCs w:val="20"/>
-          <w:u w:val="single"/>
-        </w:rPr>
-        <w:t>EDUCATION</w:t>
+        <w:t>EXPERIENCE</w:t>
       </w:r>
       <w:r>
         <w:rPr>
@@ -627,7 +620,7 @@
           <w:sz w:val="20"/>
           <w:szCs w:val="20"/>
         </w:rPr>
-        <w:t>Rochester Institute of Technology</w:t>
+        <w:t>Obsidian Solutions Group</w:t>
       </w:r>
       <w:r>
         <w:rPr>
@@ -637,15 +630,7 @@
           <w:szCs w:val="20"/>
         </w:rPr>
         <w:tab/>
-      </w:r>
-      <w:r>
-        <w:rPr>
-          <w:rFonts w:ascii="Cambria" w:hAnsi="Cambria"/>
-          <w:b/>
-          <w:sz w:val="20"/>
-          <w:szCs w:val="20"/>
-        </w:rPr>
-        <w:t>Rochester, NY</w:t>
+        <w:t>Rosslyn, VA</w:t>
       </w:r>
     </w:p>
     <w:p>
@@ -656,76 +641,13 @@
         <w:spacing w:line="276" w:lineRule="auto"/>
         <w:rPr>
           <w:rFonts w:ascii="Cambria" w:hAnsi="Cambria"/>
-          <w:b/>
-          <w:sz w:val="20"/>
-          <w:szCs w:val="20"/>
-        </w:rPr>
-      </w:pPr>
-      <w:r>
-        <w:rPr>
-          <w:rFonts w:ascii="Cambria" w:hAnsi="Cambria"/>
-          <w:bCs/>
-          <w:sz w:val="20"/>
-          <w:szCs w:val="20"/>
-        </w:rPr>
-        <w:t>B</w:t>
-      </w:r>
-      <w:r>
-        <w:rPr>
-          <w:rFonts w:ascii="Cambria" w:hAnsi="Cambria"/>
-          <w:bCs/>
-          <w:sz w:val="20"/>
-          <w:szCs w:val="20"/>
-        </w:rPr>
-        <w:t>achelor of Science</w:t>
-      </w:r>
-      <w:r>
-        <w:rPr>
-          <w:rFonts w:ascii="Cambria" w:hAnsi="Cambria"/>
-          <w:bCs/>
-          <w:sz w:val="20"/>
-          <w:szCs w:val="20"/>
-        </w:rPr>
-        <w:t xml:space="preserve"> in</w:t>
-      </w:r>
-      <w:r>
-        <w:rPr>
-          <w:rFonts w:ascii="Cambria" w:hAnsi="Cambria"/>
-          <w:b/>
-          <w:sz w:val="20"/>
-          <w:szCs w:val="20"/>
-        </w:rPr>
-        <w:t xml:space="preserve"> Computer Science</w:t>
-      </w:r>
-      <w:r>
-        <w:rPr>
-          <w:rFonts w:ascii="Cambria" w:hAnsi="Cambria"/>
-          <w:b/>
-          <w:sz w:val="20"/>
-          <w:szCs w:val="20"/>
-        </w:rPr>
-        <w:t xml:space="preserve"> </w:t>
-      </w:r>
-      <w:r>
-        <w:rPr>
-          <w:rFonts w:ascii="Cambria" w:hAnsi="Cambria"/>
-          <w:b/>
-          <w:sz w:val="20"/>
-          <w:szCs w:val="20"/>
-        </w:rPr>
-        <w:tab/>
-      </w:r>
-      <w:r>
-        <w:rPr>
-          <w:rFonts w:ascii="Cambria" w:hAnsi="Cambria"/>
           <w:bCs/>
           <w:i/>
           <w:iCs/>
           <w:sz w:val="20"/>
           <w:szCs w:val="20"/>
         </w:rPr>
-        <w:t>Graduation Date: D</w:t>
-      </w:r>
+      </w:pPr>
       <w:r>
         <w:rPr>
           <w:rFonts w:ascii="Cambria" w:hAnsi="Cambria"/>
@@ -735,39 +657,1691 @@
           <w:sz w:val="20"/>
           <w:szCs w:val="20"/>
         </w:rPr>
-        <w:t>ecember 2020</w:t>
+        <w:t xml:space="preserve">    DevOps Engineer</w:t>
+      </w:r>
+      <w:r>
+        <w:rPr>
+          <w:rFonts w:ascii="Cambria" w:hAnsi="Cambria"/>
+          <w:bCs/>
+          <w:i/>
+          <w:iCs/>
+          <w:sz w:val="20"/>
+          <w:szCs w:val="20"/>
+        </w:rPr>
+        <w:tab/>
+        <w:t xml:space="preserve">November 2021 </w:t>
+      </w:r>
+      <w:r>
+        <w:rPr>
+          <w:rFonts w:ascii="Cambria" w:hAnsi="Cambria"/>
+          <w:bCs/>
+          <w:i/>
+          <w:iCs/>
+          <w:sz w:val="20"/>
+          <w:szCs w:val="20"/>
+        </w:rPr>
+        <w:t>–</w:t>
+      </w:r>
+      <w:r>
+        <w:rPr>
+          <w:rFonts w:ascii="Cambria" w:hAnsi="Cambria"/>
+          <w:bCs/>
+          <w:i/>
+          <w:iCs/>
+          <w:sz w:val="20"/>
+          <w:szCs w:val="20"/>
+        </w:rPr>
+        <w:t xml:space="preserve"> Current</w:t>
       </w:r>
     </w:p>
     <w:p>
       <w:pPr>
+        <w:pStyle w:val="ListParagraph"/>
+        <w:numPr>
+          <w:ilvl w:val="0"/>
+          <w:numId w:val="45"/>
+        </w:numPr>
         <w:tabs>
           <w:tab w:val="right" w:pos="10800"/>
         </w:tabs>
         <w:spacing w:line="276" w:lineRule="auto"/>
-        <w:rPr>
-          <w:rFonts w:ascii="Cambria" w:hAnsi="Cambria"/>
-          <w:bCs/>
-          <w:sz w:val="20"/>
-          <w:szCs w:val="20"/>
-        </w:rPr>
-      </w:pPr>
-      <w:r>
-        <w:rPr>
-          <w:rFonts w:ascii="Cambria" w:hAnsi="Cambria"/>
-          <w:bCs/>
-          <w:sz w:val="20"/>
-          <w:szCs w:val="20"/>
-        </w:rPr>
-        <w:t>Immersion:</w:t>
-      </w:r>
-      <w:r>
+        <w:ind w:left="540"/>
+        <w:rPr>
+          <w:rFonts w:ascii="Cambria" w:hAnsi="Cambria"/>
+          <w:bCs/>
+          <w:i/>
+          <w:iCs/>
+          <w:sz w:val="20"/>
+          <w:szCs w:val="20"/>
+        </w:rPr>
+      </w:pPr>
+      <w:r>
+        <w:rPr>
+          <w:rFonts w:ascii="Cambria" w:hAnsi="Cambria"/>
+          <w:bCs/>
+          <w:sz w:val="20"/>
+          <w:szCs w:val="20"/>
+        </w:rPr>
+        <w:t>TBD</w:t>
+      </w:r>
+    </w:p>
+    <w:p>
+      <w:pPr>
+        <w:tabs>
+          <w:tab w:val="right" w:pos="10800"/>
+        </w:tabs>
+        <w:spacing w:line="276" w:lineRule="auto"/>
         <w:rPr>
           <w:rFonts w:ascii="Cambria" w:hAnsi="Cambria"/>
           <w:b/>
           <w:sz w:val="20"/>
           <w:szCs w:val="20"/>
         </w:rPr>
-        <w:t xml:space="preserve"> Communication</w:t>
+      </w:pPr>
+      <w:r>
+        <w:rPr>
+          <w:rFonts w:ascii="Cambria" w:hAnsi="Cambria"/>
+          <w:b/>
+          <w:sz w:val="20"/>
+          <w:szCs w:val="20"/>
+        </w:rPr>
+        <w:t>Allied Associates International</w:t>
+      </w:r>
+      <w:r>
+        <w:rPr>
+          <w:rFonts w:ascii="Cambria" w:hAnsi="Cambria"/>
+          <w:bCs/>
+          <w:sz w:val="20"/>
+          <w:szCs w:val="20"/>
+        </w:rPr>
+        <w:tab/>
+      </w:r>
+      <w:r>
+        <w:rPr>
+          <w:rFonts w:ascii="Cambria" w:hAnsi="Cambria"/>
+          <w:b/>
+          <w:sz w:val="20"/>
+          <w:szCs w:val="20"/>
+        </w:rPr>
+        <w:t>Gainesville, VA</w:t>
+      </w:r>
+    </w:p>
+    <w:p>
+      <w:pPr>
+        <w:tabs>
+          <w:tab w:val="right" w:pos="10800"/>
+        </w:tabs>
+        <w:spacing w:line="276" w:lineRule="auto"/>
+        <w:ind w:left="540" w:hanging="360"/>
+        <w:rPr>
+          <w:rFonts w:ascii="Cambria" w:hAnsi="Cambria"/>
+          <w:b/>
+          <w:sz w:val="20"/>
+          <w:szCs w:val="20"/>
+        </w:rPr>
+      </w:pPr>
+      <w:r>
+        <w:rPr>
+          <w:rFonts w:ascii="Cambria" w:hAnsi="Cambria"/>
+          <w:bCs/>
+          <w:i/>
+          <w:iCs/>
+          <w:sz w:val="20"/>
+          <w:szCs w:val="20"/>
+        </w:rPr>
+        <w:t>Database</w:t>
+      </w:r>
+      <w:r>
+        <w:rPr>
+          <w:rFonts w:ascii="Cambria" w:hAnsi="Cambria"/>
+          <w:bCs/>
+          <w:i/>
+          <w:iCs/>
+          <w:sz w:val="20"/>
+          <w:szCs w:val="20"/>
+        </w:rPr>
+        <w:t xml:space="preserve"> Forensics Engineer</w:t>
+      </w:r>
+      <w:r>
+        <w:rPr>
+          <w:rFonts w:ascii="Cambria" w:hAnsi="Cambria"/>
+          <w:b/>
+          <w:sz w:val="20"/>
+          <w:szCs w:val="20"/>
+        </w:rPr>
+        <w:tab/>
+      </w:r>
+      <w:r>
+        <w:rPr>
+          <w:rFonts w:ascii="Cambria" w:hAnsi="Cambria"/>
+          <w:bCs/>
+          <w:i/>
+          <w:iCs/>
+          <w:sz w:val="20"/>
+          <w:szCs w:val="20"/>
+        </w:rPr>
+        <w:t xml:space="preserve">January </w:t>
+      </w:r>
+      <w:r>
+        <w:rPr>
+          <w:rFonts w:ascii="Cambria" w:hAnsi="Cambria"/>
+          <w:bCs/>
+          <w:i/>
+          <w:iCs/>
+          <w:sz w:val="20"/>
+          <w:szCs w:val="20"/>
+        </w:rPr>
+        <w:t xml:space="preserve">2021 </w:t>
+      </w:r>
+      <w:r>
+        <w:rPr>
+          <w:rFonts w:ascii="Cambria" w:hAnsi="Cambria"/>
+          <w:bCs/>
+          <w:i/>
+          <w:iCs/>
+          <w:sz w:val="20"/>
+          <w:szCs w:val="20"/>
+        </w:rPr>
+        <w:t>–</w:t>
+      </w:r>
+      <w:r>
+        <w:rPr>
+          <w:rFonts w:ascii="Cambria" w:hAnsi="Cambria"/>
+          <w:bCs/>
+          <w:i/>
+          <w:iCs/>
+          <w:sz w:val="20"/>
+          <w:szCs w:val="20"/>
+        </w:rPr>
+        <w:t xml:space="preserve"> </w:t>
+      </w:r>
+      <w:r>
+        <w:rPr>
+          <w:rFonts w:ascii="Cambria" w:hAnsi="Cambria"/>
+          <w:bCs/>
+          <w:i/>
+          <w:iCs/>
+          <w:sz w:val="20"/>
+          <w:szCs w:val="20"/>
+        </w:rPr>
+        <w:t xml:space="preserve">September </w:t>
+      </w:r>
+      <w:r>
+        <w:rPr>
+          <w:rFonts w:ascii="Cambria" w:hAnsi="Cambria"/>
+          <w:bCs/>
+          <w:i/>
+          <w:iCs/>
+          <w:sz w:val="20"/>
+          <w:szCs w:val="20"/>
+        </w:rPr>
+        <w:t>2021</w:t>
+      </w:r>
+    </w:p>
+    <w:p>
+      <w:pPr>
+        <w:pStyle w:val="ListParagraph"/>
+        <w:numPr>
+          <w:ilvl w:val="0"/>
+          <w:numId w:val="43"/>
+        </w:numPr>
+        <w:spacing w:line="276" w:lineRule="auto"/>
+        <w:ind w:left="540"/>
+        <w:rPr>
+          <w:rFonts w:ascii="Cambria" w:hAnsi="Cambria"/>
+          <w:bCs/>
+          <w:sz w:val="20"/>
+          <w:szCs w:val="20"/>
+        </w:rPr>
+      </w:pPr>
+      <w:r>
+        <w:rPr>
+          <w:rFonts w:ascii="Cambria" w:hAnsi="Cambria"/>
+          <w:bCs/>
+          <w:sz w:val="20"/>
+          <w:szCs w:val="20"/>
+        </w:rPr>
+        <w:t xml:space="preserve">Automated a routine file retrieval task from production dataset with C#, which reduced work time by 80%. </w:t>
+      </w:r>
+    </w:p>
+    <w:p>
+      <w:pPr>
+        <w:pStyle w:val="ListParagraph"/>
+        <w:numPr>
+          <w:ilvl w:val="0"/>
+          <w:numId w:val="43"/>
+        </w:numPr>
+        <w:spacing w:line="276" w:lineRule="auto"/>
+        <w:ind w:left="540"/>
+        <w:rPr>
+          <w:rFonts w:ascii="Cambria" w:hAnsi="Cambria"/>
+          <w:bCs/>
+          <w:sz w:val="20"/>
+          <w:szCs w:val="20"/>
+        </w:rPr>
+      </w:pPr>
+      <w:r>
+        <w:rPr>
+          <w:rFonts w:ascii="Cambria" w:hAnsi="Cambria"/>
+          <w:bCs/>
+          <w:sz w:val="20"/>
+          <w:szCs w:val="20"/>
+        </w:rPr>
+        <w:t xml:space="preserve">Disassembled smartphone apps to extract data from </w:t>
+      </w:r>
+      <w:r>
+        <w:rPr>
+          <w:rFonts w:ascii="Cambria" w:hAnsi="Cambria"/>
+          <w:bCs/>
+          <w:sz w:val="20"/>
+          <w:szCs w:val="20"/>
+        </w:rPr>
+        <w:t>SQLite and plist files and organize</w:t>
+      </w:r>
+      <w:r>
+        <w:rPr>
+          <w:rFonts w:ascii="Cambria" w:hAnsi="Cambria"/>
+          <w:sz w:val="20"/>
+          <w:szCs w:val="20"/>
+        </w:rPr>
+        <w:t>d</w:t>
+      </w:r>
+      <w:r>
+        <w:rPr>
+          <w:rFonts w:ascii="Cambria" w:hAnsi="Cambria"/>
+          <w:bCs/>
+          <w:sz w:val="20"/>
+          <w:szCs w:val="20"/>
+        </w:rPr>
+        <w:t xml:space="preserve"> the data with </w:t>
+      </w:r>
+      <w:r>
+        <w:rPr>
+          <w:rFonts w:ascii="Cambria" w:hAnsi="Cambria"/>
+          <w:bCs/>
+          <w:sz w:val="20"/>
+          <w:szCs w:val="20"/>
+        </w:rPr>
+        <w:t xml:space="preserve">Avro, </w:t>
+      </w:r>
+      <w:r>
+        <w:rPr>
+          <w:rFonts w:ascii="Cambria" w:hAnsi="Cambria"/>
+          <w:bCs/>
+          <w:sz w:val="20"/>
+          <w:szCs w:val="20"/>
+        </w:rPr>
+        <w:t>a serialization framework</w:t>
+      </w:r>
+      <w:r>
+        <w:rPr>
+          <w:rFonts w:ascii="Cambria" w:hAnsi="Cambria"/>
+          <w:bCs/>
+          <w:sz w:val="20"/>
+          <w:szCs w:val="20"/>
+        </w:rPr>
+        <w:t xml:space="preserve"> onto a knowledge graph, which allow</w:t>
+      </w:r>
+      <w:r>
+        <w:rPr>
+          <w:rFonts w:ascii="Cambria" w:hAnsi="Cambria"/>
+          <w:bCs/>
+          <w:sz w:val="20"/>
+          <w:szCs w:val="20"/>
+        </w:rPr>
+        <w:t>ed</w:t>
+      </w:r>
+      <w:r>
+        <w:rPr>
+          <w:rFonts w:ascii="Cambria" w:hAnsi="Cambria"/>
+          <w:bCs/>
+          <w:sz w:val="20"/>
+          <w:szCs w:val="20"/>
+        </w:rPr>
+        <w:t xml:space="preserve"> users to see relationships between each data.</w:t>
+      </w:r>
+    </w:p>
+    <w:p>
+      <w:pPr>
+        <w:pStyle w:val="ListParagraph"/>
+        <w:numPr>
+          <w:ilvl w:val="0"/>
+          <w:numId w:val="43"/>
+        </w:numPr>
+        <w:spacing w:after="240" w:line="276" w:lineRule="auto"/>
+        <w:ind w:left="540"/>
+        <w:rPr>
+          <w:rFonts w:ascii="Cambria" w:hAnsi="Cambria"/>
+          <w:bCs/>
+          <w:sz w:val="20"/>
+          <w:szCs w:val="20"/>
+        </w:rPr>
+      </w:pPr>
+      <w:r>
+        <w:rPr>
+          <w:rFonts w:ascii="Cambria" w:hAnsi="Cambria"/>
+          <w:bCs/>
+          <w:sz w:val="20"/>
+          <w:szCs w:val="20"/>
+        </w:rPr>
+        <w:t>Conceptualized</w:t>
+      </w:r>
+      <w:r>
+        <w:rPr>
+          <w:rFonts w:ascii="Cambria" w:hAnsi="Cambria"/>
+          <w:bCs/>
+          <w:sz w:val="20"/>
+          <w:szCs w:val="20"/>
+        </w:rPr>
+        <w:t xml:space="preserve"> an automated process for monitoring data extraction health and new database file discovery in </w:t>
+      </w:r>
+      <w:r>
+        <w:rPr>
+          <w:rFonts w:ascii="Cambria" w:hAnsi="Cambria"/>
+          <w:bCs/>
+          <w:sz w:val="20"/>
+          <w:szCs w:val="20"/>
+        </w:rPr>
+        <w:t>Elastic</w:t>
+      </w:r>
+      <w:r>
+        <w:rPr>
+          <w:rFonts w:ascii="Cambria" w:hAnsi="Cambria"/>
+          <w:bCs/>
+          <w:sz w:val="20"/>
+          <w:szCs w:val="20"/>
+        </w:rPr>
+        <w:t>s</w:t>
+      </w:r>
+      <w:r>
+        <w:rPr>
+          <w:rFonts w:ascii="Cambria" w:hAnsi="Cambria"/>
+          <w:bCs/>
+          <w:sz w:val="20"/>
+          <w:szCs w:val="20"/>
+        </w:rPr>
+        <w:t>earch</w:t>
+      </w:r>
+      <w:r>
+        <w:rPr>
+          <w:rFonts w:ascii="Cambria" w:hAnsi="Cambria"/>
+          <w:bCs/>
+          <w:sz w:val="20"/>
+          <w:szCs w:val="20"/>
+        </w:rPr>
+        <w:t xml:space="preserve"> with </w:t>
+      </w:r>
+      <w:r>
+        <w:rPr>
+          <w:rFonts w:ascii="Cambria" w:hAnsi="Cambria"/>
+          <w:bCs/>
+          <w:sz w:val="20"/>
+          <w:szCs w:val="20"/>
+        </w:rPr>
+        <w:t>REST APIs</w:t>
+      </w:r>
+      <w:r>
+        <w:rPr>
+          <w:rFonts w:ascii="Cambria" w:hAnsi="Cambria"/>
+          <w:bCs/>
+          <w:sz w:val="20"/>
+          <w:szCs w:val="20"/>
+        </w:rPr>
+        <w:t xml:space="preserve"> to reduce time on manual check</w:t>
+      </w:r>
+      <w:r>
+        <w:rPr>
+          <w:rFonts w:ascii="Cambria" w:hAnsi="Cambria"/>
+          <w:bCs/>
+          <w:sz w:val="20"/>
+          <w:szCs w:val="20"/>
+        </w:rPr>
+        <w:t>.</w:t>
+      </w:r>
+    </w:p>
+    <w:p>
+      <w:pPr>
+        <w:tabs>
+          <w:tab w:val="right" w:pos="10800"/>
+        </w:tabs>
+        <w:spacing w:line="276" w:lineRule="auto"/>
+        <w:ind w:left="540" w:hanging="360"/>
+        <w:rPr>
+          <w:rFonts w:ascii="Cambria" w:hAnsi="Cambria"/>
+          <w:bCs/>
+          <w:iCs/>
+          <w:sz w:val="20"/>
+          <w:szCs w:val="20"/>
+        </w:rPr>
+      </w:pPr>
+      <w:r>
+        <w:rPr>
+          <w:rFonts w:ascii="Cambria" w:hAnsi="Cambria"/>
+          <w:bCs/>
+          <w:i/>
+          <w:iCs/>
+          <w:sz w:val="20"/>
+          <w:szCs w:val="20"/>
+        </w:rPr>
+        <w:t>Network Forensics Engineer Intern</w:t>
+      </w:r>
+      <w:r>
+        <w:rPr>
+          <w:rFonts w:ascii="Cambria" w:hAnsi="Cambria"/>
+          <w:bCs/>
+          <w:sz w:val="20"/>
+          <w:szCs w:val="20"/>
+        </w:rPr>
+        <w:tab/>
+      </w:r>
+      <w:r>
+        <w:rPr>
+          <w:rFonts w:ascii="Cambria" w:hAnsi="Cambria"/>
+          <w:bCs/>
+          <w:i/>
+          <w:iCs/>
+          <w:sz w:val="20"/>
+          <w:szCs w:val="20"/>
+        </w:rPr>
+        <w:t xml:space="preserve">June </w:t>
+      </w:r>
+      <w:r>
+        <w:rPr>
+          <w:rFonts w:ascii="Cambria" w:hAnsi="Cambria"/>
+          <w:bCs/>
+          <w:i/>
+          <w:iCs/>
+          <w:sz w:val="20"/>
+          <w:szCs w:val="20"/>
+        </w:rPr>
+        <w:t xml:space="preserve">2020 </w:t>
+      </w:r>
+      <w:r>
+        <w:rPr>
+          <w:rFonts w:ascii="Cambria" w:hAnsi="Cambria"/>
+          <w:bCs/>
+          <w:i/>
+          <w:iCs/>
+          <w:sz w:val="20"/>
+          <w:szCs w:val="20"/>
+        </w:rPr>
+        <w:t>–</w:t>
+      </w:r>
+      <w:r>
+        <w:rPr>
+          <w:rFonts w:ascii="Cambria" w:hAnsi="Cambria"/>
+          <w:bCs/>
+          <w:i/>
+          <w:iCs/>
+          <w:sz w:val="20"/>
+          <w:szCs w:val="20"/>
+        </w:rPr>
+        <w:t xml:space="preserve"> </w:t>
+      </w:r>
+      <w:r>
+        <w:rPr>
+          <w:rFonts w:ascii="Cambria" w:hAnsi="Cambria"/>
+          <w:bCs/>
+          <w:i/>
+          <w:iCs/>
+          <w:sz w:val="20"/>
+          <w:szCs w:val="20"/>
+        </w:rPr>
+        <w:t xml:space="preserve">August </w:t>
+      </w:r>
+      <w:r>
+        <w:rPr>
+          <w:rFonts w:ascii="Cambria" w:hAnsi="Cambria"/>
+          <w:bCs/>
+          <w:i/>
+          <w:iCs/>
+          <w:sz w:val="20"/>
+          <w:szCs w:val="20"/>
+        </w:rPr>
+        <w:t>2020</w:t>
+      </w:r>
+    </w:p>
+    <w:p>
+      <w:pPr>
+        <w:pStyle w:val="ListParagraph"/>
+        <w:numPr>
+          <w:ilvl w:val="0"/>
+          <w:numId w:val="43"/>
+        </w:numPr>
+        <w:spacing w:after="240" w:line="276" w:lineRule="auto"/>
+        <w:ind w:left="540"/>
+        <w:rPr>
+          <w:rFonts w:ascii="Cambria" w:hAnsi="Cambria"/>
+          <w:bCs/>
+          <w:sz w:val="20"/>
+          <w:szCs w:val="20"/>
+        </w:rPr>
+      </w:pPr>
+      <w:r>
+        <w:rPr>
+          <w:rFonts w:ascii="Cambria" w:hAnsi="Cambria"/>
+          <w:bCs/>
+          <w:sz w:val="20"/>
+          <w:szCs w:val="20"/>
+        </w:rPr>
+        <w:t>Dissected network traffic on IoT devices with Wireshar</w:t>
+      </w:r>
+      <w:r>
+        <w:rPr>
+          <w:rFonts w:ascii="Cambria" w:hAnsi="Cambria"/>
+          <w:bCs/>
+          <w:sz w:val="20"/>
+          <w:szCs w:val="20"/>
+        </w:rPr>
+        <w:t xml:space="preserve">k </w:t>
+      </w:r>
+      <w:r>
+        <w:rPr>
+          <w:rFonts w:ascii="Cambria" w:hAnsi="Cambria"/>
+          <w:bCs/>
+          <w:sz w:val="20"/>
+          <w:szCs w:val="20"/>
+        </w:rPr>
+        <w:t>and examined media encoding patterns</w:t>
+      </w:r>
+      <w:r>
+        <w:rPr>
+          <w:rFonts w:ascii="Cambria" w:hAnsi="Cambria"/>
+          <w:bCs/>
+          <w:sz w:val="20"/>
+          <w:szCs w:val="20"/>
+        </w:rPr>
+        <w:t xml:space="preserve"> for data extraction.</w:t>
+      </w:r>
+    </w:p>
+    <w:p>
+      <w:pPr>
+        <w:tabs>
+          <w:tab w:val="right" w:pos="10800"/>
+        </w:tabs>
+        <w:spacing w:line="276" w:lineRule="auto"/>
+        <w:ind w:left="360" w:hanging="360"/>
+        <w:rPr>
+          <w:rFonts w:ascii="Cambria" w:hAnsi="Cambria"/>
+          <w:bCs/>
+          <w:sz w:val="20"/>
+          <w:szCs w:val="20"/>
+        </w:rPr>
+      </w:pPr>
+      <w:r>
+        <w:rPr>
+          <w:rFonts w:ascii="Cambria" w:hAnsi="Cambria"/>
+          <w:b/>
+          <w:sz w:val="20"/>
+          <w:szCs w:val="20"/>
+        </w:rPr>
+        <w:t>Gartner</w:t>
+      </w:r>
+      <w:r>
+        <w:rPr>
+          <w:rFonts w:ascii="Cambria" w:hAnsi="Cambria"/>
+          <w:bCs/>
+          <w:sz w:val="20"/>
+          <w:szCs w:val="20"/>
+        </w:rPr>
+        <w:tab/>
+      </w:r>
+      <w:r>
+        <w:rPr>
+          <w:rFonts w:ascii="Cambria" w:hAnsi="Cambria"/>
+          <w:b/>
+          <w:sz w:val="20"/>
+          <w:szCs w:val="20"/>
+        </w:rPr>
+        <w:t>Austin, TX</w:t>
+      </w:r>
+    </w:p>
+    <w:p>
+      <w:pPr>
+        <w:tabs>
+          <w:tab w:val="right" w:pos="10800"/>
+        </w:tabs>
+        <w:spacing w:line="276" w:lineRule="auto"/>
+        <w:ind w:left="540" w:hanging="360"/>
+        <w:rPr>
+          <w:rFonts w:ascii="Cambria" w:hAnsi="Cambria"/>
+          <w:bCs/>
+          <w:sz w:val="20"/>
+          <w:szCs w:val="20"/>
+        </w:rPr>
+      </w:pPr>
+      <w:r>
+        <w:rPr>
+          <w:rFonts w:ascii="Cambria" w:hAnsi="Cambria"/>
+          <w:bCs/>
+          <w:i/>
+          <w:iCs/>
+          <w:sz w:val="20"/>
+          <w:szCs w:val="20"/>
+        </w:rPr>
+        <w:t>Web App Engineer Intern</w:t>
+      </w:r>
+      <w:r>
+        <w:rPr>
+          <w:rFonts w:ascii="Cambria" w:hAnsi="Cambria"/>
+          <w:bCs/>
+          <w:sz w:val="20"/>
+          <w:szCs w:val="20"/>
+        </w:rPr>
+        <w:tab/>
+      </w:r>
+      <w:r>
+        <w:rPr>
+          <w:rFonts w:ascii="Cambria" w:hAnsi="Cambria"/>
+          <w:bCs/>
+          <w:sz w:val="20"/>
+          <w:szCs w:val="20"/>
+        </w:rPr>
+        <w:t xml:space="preserve">June </w:t>
+      </w:r>
+      <w:r>
+        <w:rPr>
+          <w:rFonts w:ascii="Cambria" w:hAnsi="Cambria"/>
+          <w:bCs/>
+          <w:sz w:val="20"/>
+          <w:szCs w:val="20"/>
+        </w:rPr>
+        <w:t xml:space="preserve">2019 </w:t>
+      </w:r>
+      <w:r>
+        <w:rPr>
+          <w:rFonts w:ascii="Cambria" w:hAnsi="Cambria"/>
+          <w:bCs/>
+          <w:sz w:val="20"/>
+          <w:szCs w:val="20"/>
+        </w:rPr>
+        <w:t>–</w:t>
+      </w:r>
+      <w:r>
+        <w:rPr>
+          <w:rFonts w:ascii="Cambria" w:hAnsi="Cambria"/>
+          <w:bCs/>
+          <w:sz w:val="20"/>
+          <w:szCs w:val="20"/>
+        </w:rPr>
+        <w:t xml:space="preserve"> </w:t>
+      </w:r>
+      <w:r>
+        <w:rPr>
+          <w:rFonts w:ascii="Cambria" w:hAnsi="Cambria"/>
+          <w:bCs/>
+          <w:sz w:val="20"/>
+          <w:szCs w:val="20"/>
+        </w:rPr>
+        <w:t xml:space="preserve">December </w:t>
+      </w:r>
+      <w:r>
+        <w:rPr>
+          <w:rFonts w:ascii="Cambria" w:hAnsi="Cambria"/>
+          <w:bCs/>
+          <w:sz w:val="20"/>
+          <w:szCs w:val="20"/>
+        </w:rPr>
+        <w:t>2019</w:t>
+      </w:r>
+    </w:p>
+    <w:p>
+      <w:pPr>
+        <w:pStyle w:val="ListParagraph"/>
+        <w:numPr>
+          <w:ilvl w:val="0"/>
+          <w:numId w:val="43"/>
+        </w:numPr>
+        <w:spacing w:after="240" w:line="276" w:lineRule="auto"/>
+        <w:ind w:left="540"/>
+        <w:rPr>
+          <w:rFonts w:ascii="Cambria" w:hAnsi="Cambria"/>
+          <w:bCs/>
+          <w:sz w:val="20"/>
+          <w:szCs w:val="20"/>
+        </w:rPr>
+      </w:pPr>
+      <w:r>
+        <w:rPr>
+          <w:rFonts w:ascii="Cambria" w:hAnsi="Cambria"/>
+          <w:bCs/>
+          <w:sz w:val="20"/>
+          <w:szCs w:val="20"/>
+        </w:rPr>
+        <w:t xml:space="preserve">Improved </w:t>
+      </w:r>
+      <w:r>
+        <w:rPr>
+          <w:rFonts w:ascii="Cambria" w:hAnsi="Cambria"/>
+          <w:bCs/>
+          <w:sz w:val="20"/>
+          <w:szCs w:val="20"/>
+        </w:rPr>
+        <w:t xml:space="preserve">the query in </w:t>
+      </w:r>
+      <w:r>
+        <w:rPr>
+          <w:rFonts w:ascii="Cambria" w:hAnsi="Cambria"/>
+          <w:bCs/>
+          <w:sz w:val="20"/>
+          <w:szCs w:val="20"/>
+        </w:rPr>
+        <w:t xml:space="preserve">the web app dashboard, which reduced the load time for critical information used by sales and operations </w:t>
+      </w:r>
+      <w:r>
+        <w:rPr>
+          <w:rFonts w:ascii="Cambria" w:hAnsi="Cambria"/>
+          <w:bCs/>
+          <w:sz w:val="20"/>
+          <w:szCs w:val="20"/>
+        </w:rPr>
+        <w:t xml:space="preserve">at Software Advice </w:t>
+      </w:r>
+      <w:r>
+        <w:rPr>
+          <w:rFonts w:ascii="Cambria" w:hAnsi="Cambria"/>
+          <w:bCs/>
+          <w:sz w:val="20"/>
+          <w:szCs w:val="20"/>
+        </w:rPr>
+        <w:t>by 30%.</w:t>
+      </w:r>
+    </w:p>
+    <w:p>
+      <w:pPr>
+        <w:spacing w:line="276" w:lineRule="auto"/>
+        <w:ind w:left="360" w:hanging="360"/>
+        <w:rPr>
+          <w:rFonts w:ascii="Cambria" w:hAnsi="Cambria"/>
+          <w:b/>
+          <w:sz w:val="20"/>
+          <w:szCs w:val="20"/>
+        </w:rPr>
+      </w:pPr>
+      <w:r>
+        <w:rPr>
+          <w:rFonts w:ascii="Cambria" w:hAnsi="Cambria"/>
+          <w:b/>
+          <w:sz w:val="20"/>
+          <w:szCs w:val="20"/>
+          <w:u w:val="single"/>
+        </w:rPr>
+        <w:t>PROJECTS</w:t>
+      </w:r>
+      <w:r>
+        <w:rPr>
+          <w:rFonts w:ascii="Cambria" w:hAnsi="Cambria"/>
+          <w:sz w:val="20"/>
+          <w:szCs w:val="20"/>
+          <w:u w:val="single"/>
+        </w:rPr>
+        <w:tab/>
+        <w:t xml:space="preserve"> </w:t>
+      </w:r>
+      <w:r>
+        <w:rPr>
+          <w:rFonts w:ascii="Cambria" w:hAnsi="Cambria"/>
+          <w:sz w:val="20"/>
+          <w:szCs w:val="20"/>
+          <w:u w:val="single"/>
+        </w:rPr>
+        <w:tab/>
+      </w:r>
+      <w:r>
+        <w:rPr>
+          <w:rFonts w:ascii="Cambria" w:hAnsi="Cambria"/>
+          <w:sz w:val="20"/>
+          <w:szCs w:val="20"/>
+          <w:u w:val="single"/>
+        </w:rPr>
+        <w:tab/>
+      </w:r>
+      <w:r>
+        <w:rPr>
+          <w:rFonts w:ascii="Cambria" w:hAnsi="Cambria"/>
+          <w:sz w:val="20"/>
+          <w:szCs w:val="20"/>
+          <w:u w:val="single"/>
+        </w:rPr>
+        <w:tab/>
+      </w:r>
+      <w:r>
+        <w:rPr>
+          <w:rFonts w:ascii="Cambria" w:hAnsi="Cambria"/>
+          <w:sz w:val="20"/>
+          <w:szCs w:val="20"/>
+          <w:u w:val="single"/>
+        </w:rPr>
+        <w:tab/>
+      </w:r>
+      <w:r>
+        <w:rPr>
+          <w:rFonts w:ascii="Cambria" w:hAnsi="Cambria"/>
+          <w:sz w:val="20"/>
+          <w:szCs w:val="20"/>
+          <w:u w:val="single"/>
+        </w:rPr>
+        <w:tab/>
+      </w:r>
+      <w:r>
+        <w:rPr>
+          <w:rFonts w:ascii="Cambria" w:hAnsi="Cambria"/>
+          <w:sz w:val="20"/>
+          <w:szCs w:val="20"/>
+          <w:u w:val="single"/>
+        </w:rPr>
+        <w:tab/>
+      </w:r>
+      <w:r>
+        <w:rPr>
+          <w:rFonts w:ascii="Cambria" w:hAnsi="Cambria"/>
+          <w:sz w:val="20"/>
+          <w:szCs w:val="20"/>
+          <w:u w:val="single"/>
+        </w:rPr>
+        <w:tab/>
+      </w:r>
+      <w:r>
+        <w:rPr>
+          <w:rFonts w:ascii="Cambria" w:hAnsi="Cambria"/>
+          <w:sz w:val="20"/>
+          <w:szCs w:val="20"/>
+          <w:u w:val="single"/>
+        </w:rPr>
+        <w:tab/>
+      </w:r>
+      <w:r>
+        <w:rPr>
+          <w:rFonts w:ascii="Cambria" w:hAnsi="Cambria"/>
+          <w:sz w:val="20"/>
+          <w:szCs w:val="20"/>
+          <w:u w:val="single"/>
+        </w:rPr>
+        <w:tab/>
+      </w:r>
+      <w:r>
+        <w:rPr>
+          <w:rFonts w:ascii="Cambria" w:hAnsi="Cambria"/>
+          <w:sz w:val="20"/>
+          <w:szCs w:val="20"/>
+          <w:u w:val="single"/>
+        </w:rPr>
+        <w:tab/>
+      </w:r>
+      <w:r>
+        <w:rPr>
+          <w:rFonts w:ascii="Cambria" w:hAnsi="Cambria"/>
+          <w:sz w:val="20"/>
+          <w:szCs w:val="20"/>
+          <w:u w:val="single"/>
+        </w:rPr>
+        <w:tab/>
+      </w:r>
+      <w:r>
+        <w:rPr>
+          <w:rFonts w:ascii="Cambria" w:hAnsi="Cambria"/>
+          <w:sz w:val="20"/>
+          <w:szCs w:val="20"/>
+          <w:u w:val="single"/>
+        </w:rPr>
+        <w:tab/>
+      </w:r>
+      <w:r>
+        <w:rPr>
+          <w:rFonts w:ascii="Cambria" w:hAnsi="Cambria"/>
+          <w:sz w:val="20"/>
+          <w:szCs w:val="20"/>
+          <w:u w:val="single"/>
+        </w:rPr>
+        <w:tab/>
+      </w:r>
+    </w:p>
+    <w:p>
+      <w:pPr>
+        <w:tabs>
+          <w:tab w:val="right" w:pos="10800"/>
+        </w:tabs>
+        <w:spacing w:line="276" w:lineRule="auto"/>
+        <w:rPr>
+          <w:rFonts w:ascii="Cambria" w:hAnsi="Cambria"/>
+          <w:b/>
+          <w:sz w:val="20"/>
+          <w:szCs w:val="20"/>
+        </w:rPr>
+      </w:pPr>
+      <w:r>
+        <w:rPr>
+          <w:rFonts w:ascii="Cambria" w:hAnsi="Cambria"/>
+          <w:b/>
+          <w:sz w:val="20"/>
+          <w:szCs w:val="20"/>
+        </w:rPr>
+        <w:t xml:space="preserve">Vision Intelligence, </w:t>
+      </w:r>
+      <w:r>
+        <w:rPr>
+          <w:rFonts w:ascii="Cambria" w:hAnsi="Cambria"/>
+          <w:bCs/>
+          <w:sz w:val="20"/>
+          <w:szCs w:val="20"/>
+        </w:rPr>
+        <w:t>Startup</w:t>
+      </w:r>
+      <w:r>
+        <w:rPr>
+          <w:rFonts w:ascii="Cambria" w:hAnsi="Cambria"/>
+          <w:b/>
+          <w:sz w:val="20"/>
+          <w:szCs w:val="20"/>
+        </w:rPr>
+        <w:tab/>
+        <w:t>Rochester, NY</w:t>
+      </w:r>
+    </w:p>
+    <w:p>
+      <w:pPr>
+        <w:tabs>
+          <w:tab w:val="right" w:pos="10800"/>
+        </w:tabs>
+        <w:spacing w:line="276" w:lineRule="auto"/>
+        <w:ind w:firstLine="180"/>
+        <w:rPr>
+          <w:rFonts w:ascii="Cambria" w:hAnsi="Cambria"/>
+          <w:b/>
+          <w:sz w:val="20"/>
+          <w:szCs w:val="20"/>
+        </w:rPr>
+      </w:pPr>
+      <w:r>
+        <w:rPr>
+          <w:rFonts w:ascii="Cambria" w:hAnsi="Cambria"/>
+          <w:bCs/>
+          <w:i/>
+          <w:iCs/>
+          <w:sz w:val="20"/>
+          <w:szCs w:val="20"/>
+        </w:rPr>
+        <w:t>Engineer &amp; Founder</w:t>
+      </w:r>
+      <w:r>
+        <w:rPr>
+          <w:rFonts w:ascii="Cambria" w:hAnsi="Cambria"/>
+          <w:bCs/>
+          <w:sz w:val="20"/>
+          <w:szCs w:val="20"/>
+        </w:rPr>
+        <w:tab/>
+      </w:r>
+      <w:r>
+        <w:rPr>
+          <w:rFonts w:ascii="Cambria" w:hAnsi="Cambria"/>
+          <w:bCs/>
+          <w:i/>
+          <w:iCs/>
+          <w:sz w:val="20"/>
+          <w:szCs w:val="20"/>
+        </w:rPr>
+        <w:t xml:space="preserve">May </w:t>
+      </w:r>
+      <w:r>
+        <w:rPr>
+          <w:rFonts w:ascii="Cambria" w:hAnsi="Cambria"/>
+          <w:bCs/>
+          <w:i/>
+          <w:iCs/>
+          <w:sz w:val="20"/>
+          <w:szCs w:val="20"/>
+        </w:rPr>
+        <w:t xml:space="preserve">2018 </w:t>
+      </w:r>
+      <w:r>
+        <w:rPr>
+          <w:rFonts w:ascii="Cambria" w:hAnsi="Cambria"/>
+          <w:i/>
+          <w:iCs/>
+          <w:sz w:val="20"/>
+          <w:szCs w:val="20"/>
+        </w:rPr>
+        <w:t>–</w:t>
+      </w:r>
+      <w:r>
+        <w:rPr>
+          <w:rFonts w:ascii="Cambria" w:hAnsi="Cambria"/>
+          <w:bCs/>
+          <w:i/>
+          <w:iCs/>
+          <w:sz w:val="20"/>
+          <w:szCs w:val="20"/>
+        </w:rPr>
+        <w:t xml:space="preserve"> </w:t>
+      </w:r>
+      <w:r>
+        <w:rPr>
+          <w:rFonts w:ascii="Cambria" w:hAnsi="Cambria"/>
+          <w:bCs/>
+          <w:i/>
+          <w:iCs/>
+          <w:sz w:val="20"/>
+          <w:szCs w:val="20"/>
+        </w:rPr>
+        <w:t xml:space="preserve">May </w:t>
+      </w:r>
+      <w:r>
+        <w:rPr>
+          <w:rFonts w:ascii="Cambria" w:hAnsi="Cambria"/>
+          <w:bCs/>
+          <w:i/>
+          <w:iCs/>
+          <w:sz w:val="20"/>
+          <w:szCs w:val="20"/>
+        </w:rPr>
+        <w:t>2019</w:t>
+      </w:r>
+    </w:p>
+    <w:p>
+      <w:pPr>
+        <w:pStyle w:val="ListParagraph"/>
+        <w:numPr>
+          <w:ilvl w:val="0"/>
+          <w:numId w:val="43"/>
+        </w:numPr>
+        <w:spacing w:after="240" w:line="276" w:lineRule="auto"/>
+        <w:ind w:left="540"/>
+        <w:rPr>
+          <w:rFonts w:ascii="Cambria" w:hAnsi="Cambria"/>
+          <w:bCs/>
+          <w:sz w:val="20"/>
+          <w:szCs w:val="20"/>
+        </w:rPr>
+      </w:pPr>
+      <w:r>
+        <w:rPr>
+          <w:rFonts w:ascii="Cambria" w:hAnsi="Cambria"/>
+          <w:sz w:val="20"/>
+          <w:szCs w:val="20"/>
+        </w:rPr>
+        <w:t xml:space="preserve">Researched </w:t>
+      </w:r>
+      <w:r>
+        <w:rPr>
+          <w:rFonts w:ascii="Cambria" w:hAnsi="Cambria"/>
+          <w:sz w:val="20"/>
+          <w:szCs w:val="20"/>
+        </w:rPr>
+        <w:t>open-source solutions,</w:t>
+      </w:r>
+      <w:r>
+        <w:rPr>
+          <w:rFonts w:ascii="Cambria" w:hAnsi="Cambria"/>
+          <w:sz w:val="20"/>
+          <w:szCs w:val="20"/>
+        </w:rPr>
+        <w:t xml:space="preserve"> </w:t>
+      </w:r>
+      <w:r>
+        <w:rPr>
+          <w:rFonts w:ascii="Cambria" w:hAnsi="Cambria"/>
+          <w:sz w:val="20"/>
+          <w:szCs w:val="20"/>
+        </w:rPr>
+        <w:t xml:space="preserve">models </w:t>
+      </w:r>
+      <w:r>
+        <w:rPr>
+          <w:rFonts w:ascii="Cambria" w:hAnsi="Cambria"/>
+          <w:sz w:val="20"/>
+          <w:szCs w:val="20"/>
+        </w:rPr>
+        <w:t>on</w:t>
+      </w:r>
+      <w:r>
+        <w:rPr>
+          <w:rFonts w:ascii="Cambria" w:hAnsi="Cambria"/>
+          <w:sz w:val="20"/>
+          <w:szCs w:val="20"/>
+        </w:rPr>
+        <w:t xml:space="preserve"> body pose estimation</w:t>
+      </w:r>
+      <w:r>
+        <w:rPr>
+          <w:rFonts w:ascii="Cambria" w:hAnsi="Cambria"/>
+          <w:sz w:val="20"/>
+          <w:szCs w:val="20"/>
+        </w:rPr>
+        <w:t>,</w:t>
+      </w:r>
+      <w:r>
+        <w:rPr>
+          <w:rFonts w:ascii="Cambria" w:hAnsi="Cambria"/>
+          <w:sz w:val="20"/>
+          <w:szCs w:val="20"/>
+        </w:rPr>
+        <w:t xml:space="preserve"> and datasets for training</w:t>
+      </w:r>
+      <w:r>
+        <w:rPr>
+          <w:rFonts w:ascii="Cambria" w:hAnsi="Cambria"/>
+          <w:sz w:val="20"/>
+          <w:szCs w:val="20"/>
+        </w:rPr>
+        <w:t xml:space="preserve"> to accurately and passively motion capture a body </w:t>
+      </w:r>
+      <w:r>
+        <w:rPr>
+          <w:rFonts w:ascii="Cambria" w:hAnsi="Cambria"/>
+          <w:sz w:val="20"/>
+          <w:szCs w:val="20"/>
+        </w:rPr>
+        <w:t>from a video recording</w:t>
+      </w:r>
+      <w:r>
+        <w:rPr>
+          <w:rFonts w:ascii="Cambria" w:hAnsi="Cambria"/>
+          <w:sz w:val="20"/>
+          <w:szCs w:val="20"/>
+        </w:rPr>
+        <w:t>.</w:t>
+      </w:r>
+    </w:p>
+    <w:p>
+      <w:pPr>
+        <w:pStyle w:val="ListParagraph"/>
+        <w:numPr>
+          <w:ilvl w:val="0"/>
+          <w:numId w:val="43"/>
+        </w:numPr>
+        <w:spacing w:after="240" w:line="276" w:lineRule="auto"/>
+        <w:ind w:left="540"/>
+        <w:rPr>
+          <w:rFonts w:ascii="Cambria" w:hAnsi="Cambria"/>
+          <w:bCs/>
+          <w:sz w:val="20"/>
+          <w:szCs w:val="20"/>
+        </w:rPr>
+      </w:pPr>
+      <w:r>
+        <w:rPr>
+          <w:rFonts w:ascii="Cambria" w:hAnsi="Cambria"/>
+          <w:sz w:val="20"/>
+          <w:szCs w:val="20"/>
+        </w:rPr>
+        <w:t>Interviewed 200 physical therapists to gather information on their business needs</w:t>
+      </w:r>
+      <w:r>
+        <w:rPr>
+          <w:rFonts w:ascii="Cambria" w:hAnsi="Cambria"/>
+          <w:sz w:val="20"/>
+          <w:szCs w:val="20"/>
+        </w:rPr>
+        <w:t>.</w:t>
+      </w:r>
+    </w:p>
+    <w:p>
+      <w:pPr>
+        <w:tabs>
+          <w:tab w:val="right" w:pos="10800"/>
+        </w:tabs>
+        <w:spacing w:line="276" w:lineRule="auto"/>
+        <w:ind w:left="360" w:hanging="360"/>
+        <w:rPr>
+          <w:rFonts w:ascii="Cambria" w:hAnsi="Cambria"/>
+          <w:b/>
+          <w:sz w:val="20"/>
+          <w:szCs w:val="20"/>
+        </w:rPr>
+      </w:pPr>
+      <w:r>
+        <w:rPr>
+          <w:rFonts w:ascii="Cambria" w:hAnsi="Cambria"/>
+          <w:b/>
+          <w:sz w:val="20"/>
+          <w:szCs w:val="20"/>
+        </w:rPr>
+        <w:t>RITMural</w:t>
+      </w:r>
+      <w:r>
+        <w:rPr>
+          <w:rFonts w:ascii="Cambria" w:hAnsi="Cambria"/>
+          <w:bCs/>
+          <w:sz w:val="20"/>
+          <w:szCs w:val="20"/>
+        </w:rPr>
+        <w:t>, 24-hour hackathon</w:t>
+      </w:r>
+      <w:r>
+        <w:rPr>
+          <w:rFonts w:ascii="Cambria" w:hAnsi="Cambria"/>
+          <w:bCs/>
+          <w:sz w:val="20"/>
+          <w:szCs w:val="20"/>
+        </w:rPr>
+        <w:tab/>
+      </w:r>
+      <w:r>
+        <w:rPr>
+          <w:rFonts w:ascii="Cambria" w:hAnsi="Cambria"/>
+          <w:b/>
+          <w:sz w:val="20"/>
+          <w:szCs w:val="20"/>
+        </w:rPr>
+        <w:t>Rochester, NY</w:t>
+      </w:r>
+    </w:p>
+    <w:p>
+      <w:pPr>
+        <w:tabs>
+          <w:tab w:val="right" w:pos="10800"/>
+        </w:tabs>
+        <w:spacing w:line="276" w:lineRule="auto"/>
+        <w:ind w:left="360" w:hanging="180"/>
+        <w:rPr>
+          <w:rFonts w:ascii="Cambria" w:hAnsi="Cambria"/>
+          <w:b/>
+          <w:sz w:val="20"/>
+          <w:szCs w:val="20"/>
+        </w:rPr>
+      </w:pPr>
+      <w:r>
+        <w:rPr>
+          <w:rFonts w:ascii="Cambria" w:hAnsi="Cambria"/>
+          <w:bCs/>
+          <w:i/>
+          <w:iCs/>
+          <w:sz w:val="20"/>
+          <w:szCs w:val="20"/>
+        </w:rPr>
+        <w:t>A Team Member of Four</w:t>
+      </w:r>
+      <w:r>
+        <w:rPr>
+          <w:rFonts w:ascii="Cambria" w:hAnsi="Cambria"/>
+          <w:b/>
+          <w:sz w:val="20"/>
+          <w:szCs w:val="20"/>
+        </w:rPr>
+        <w:tab/>
+      </w:r>
+      <w:r>
+        <w:rPr>
+          <w:rFonts w:ascii="Cambria" w:hAnsi="Cambria"/>
+          <w:bCs/>
+          <w:i/>
+          <w:iCs/>
+          <w:sz w:val="20"/>
+          <w:szCs w:val="20"/>
+        </w:rPr>
+        <w:t xml:space="preserve">January </w:t>
+      </w:r>
+      <w:r>
+        <w:rPr>
+          <w:rFonts w:ascii="Cambria" w:hAnsi="Cambria"/>
+          <w:i/>
+          <w:iCs/>
+          <w:sz w:val="20"/>
+          <w:szCs w:val="20"/>
+        </w:rPr>
+        <w:t>2018</w:t>
+      </w:r>
+    </w:p>
+    <w:p>
+      <w:pPr>
+        <w:pStyle w:val="ListParagraph"/>
+        <w:numPr>
+          <w:ilvl w:val="0"/>
+          <w:numId w:val="43"/>
+        </w:numPr>
+        <w:spacing w:after="240" w:line="276" w:lineRule="auto"/>
+        <w:ind w:left="540"/>
+        <w:rPr>
+          <w:rFonts w:ascii="Cambria" w:hAnsi="Cambria"/>
+          <w:bCs/>
+          <w:sz w:val="20"/>
+          <w:szCs w:val="20"/>
+        </w:rPr>
+      </w:pPr>
+      <w:r>
+        <w:rPr>
+          <w:rFonts w:ascii="Cambria" w:hAnsi="Cambria"/>
+          <w:sz w:val="20"/>
+          <w:szCs w:val="20"/>
+        </w:rPr>
+        <w:t>Designed a web app with Node.js, MongoDB</w:t>
+      </w:r>
+      <w:r>
+        <w:rPr>
+          <w:rFonts w:ascii="Cambria" w:hAnsi="Cambria"/>
+          <w:sz w:val="20"/>
+          <w:szCs w:val="20"/>
+        </w:rPr>
+        <w:t>, Socket.IO</w:t>
+      </w:r>
+      <w:r>
+        <w:rPr>
+          <w:rFonts w:ascii="Cambria" w:hAnsi="Cambria"/>
+          <w:sz w:val="20"/>
+          <w:szCs w:val="20"/>
+        </w:rPr>
+        <w:t>, and HTML Canvas to allow multiple users to draw on the same canvas in real-time. Deployed the web app on Heroku</w:t>
+      </w:r>
+      <w:r>
+        <w:rPr>
+          <w:rFonts w:ascii="Cambria" w:hAnsi="Cambria"/>
+          <w:sz w:val="20"/>
+          <w:szCs w:val="20"/>
+        </w:rPr>
+        <w:t>.</w:t>
+      </w:r>
+    </w:p>
+    <w:p>
+      <w:pPr>
+        <w:pStyle w:val="ListParagraph"/>
+        <w:numPr>
+          <w:ilvl w:val="0"/>
+          <w:numId w:val="43"/>
+        </w:numPr>
+        <w:spacing w:after="240" w:line="276" w:lineRule="auto"/>
+        <w:ind w:left="540"/>
+        <w:rPr>
+          <w:rFonts w:ascii="Cambria" w:hAnsi="Cambria"/>
+          <w:bCs/>
+          <w:sz w:val="20"/>
+          <w:szCs w:val="20"/>
+        </w:rPr>
+      </w:pPr>
+      <w:r>
+        <w:rPr>
+          <w:rFonts w:ascii="Cambria" w:hAnsi="Cambria"/>
+          <w:sz w:val="20"/>
+          <w:szCs w:val="20"/>
+        </w:rPr>
+        <w:t>Achieved an average of 100 daily visits during the first week after deployment</w:t>
+      </w:r>
+      <w:r>
+        <w:rPr>
+          <w:rFonts w:ascii="Cambria" w:hAnsi="Cambria"/>
+          <w:sz w:val="20"/>
+          <w:szCs w:val="20"/>
+        </w:rPr>
+        <w:t>.</w:t>
+      </w:r>
+    </w:p>
+    <w:p>
+      <w:pPr>
+        <w:spacing w:line="276" w:lineRule="auto"/>
+        <w:rPr>
+          <w:rFonts w:ascii="Cambria" w:hAnsi="Cambria"/>
+          <w:sz w:val="20"/>
+          <w:szCs w:val="20"/>
+          <w:u w:val="single"/>
+        </w:rPr>
+      </w:pPr>
+      <w:r>
+        <w:rPr>
+          <w:rFonts w:ascii="Cambria" w:hAnsi="Cambria"/>
+          <w:b/>
+          <w:sz w:val="20"/>
+          <w:szCs w:val="20"/>
+          <w:u w:val="single"/>
+        </w:rPr>
+        <w:t>EDUCATION</w:t>
+      </w:r>
+      <w:r>
+        <w:rPr>
+          <w:rFonts w:ascii="Cambria" w:hAnsi="Cambria"/>
+          <w:sz w:val="20"/>
+          <w:szCs w:val="20"/>
+          <w:u w:val="single"/>
+        </w:rPr>
+        <w:tab/>
+        <w:t xml:space="preserve"> </w:t>
+      </w:r>
+      <w:r>
+        <w:rPr>
+          <w:rFonts w:ascii="Cambria" w:hAnsi="Cambria"/>
+          <w:sz w:val="20"/>
+          <w:szCs w:val="20"/>
+          <w:u w:val="single"/>
+        </w:rPr>
+        <w:tab/>
+      </w:r>
+      <w:r>
+        <w:rPr>
+          <w:rFonts w:ascii="Cambria" w:hAnsi="Cambria"/>
+          <w:sz w:val="20"/>
+          <w:szCs w:val="20"/>
+          <w:u w:val="single"/>
+        </w:rPr>
+        <w:tab/>
+      </w:r>
+      <w:r>
+        <w:rPr>
+          <w:rFonts w:ascii="Cambria" w:hAnsi="Cambria"/>
+          <w:sz w:val="20"/>
+          <w:szCs w:val="20"/>
+          <w:u w:val="single"/>
+        </w:rPr>
+        <w:tab/>
+      </w:r>
+      <w:r>
+        <w:rPr>
+          <w:rFonts w:ascii="Cambria" w:hAnsi="Cambria"/>
+          <w:sz w:val="20"/>
+          <w:szCs w:val="20"/>
+          <w:u w:val="single"/>
+        </w:rPr>
+        <w:tab/>
+      </w:r>
+      <w:r>
+        <w:rPr>
+          <w:rFonts w:ascii="Cambria" w:hAnsi="Cambria"/>
+          <w:sz w:val="20"/>
+          <w:szCs w:val="20"/>
+          <w:u w:val="single"/>
+        </w:rPr>
+        <w:tab/>
+      </w:r>
+      <w:r>
+        <w:rPr>
+          <w:rFonts w:ascii="Cambria" w:hAnsi="Cambria"/>
+          <w:sz w:val="20"/>
+          <w:szCs w:val="20"/>
+          <w:u w:val="single"/>
+        </w:rPr>
+        <w:tab/>
+      </w:r>
+      <w:r>
+        <w:rPr>
+          <w:rFonts w:ascii="Cambria" w:hAnsi="Cambria"/>
+          <w:sz w:val="20"/>
+          <w:szCs w:val="20"/>
+          <w:u w:val="single"/>
+        </w:rPr>
+        <w:tab/>
+      </w:r>
+      <w:r>
+        <w:rPr>
+          <w:rFonts w:ascii="Cambria" w:hAnsi="Cambria"/>
+          <w:sz w:val="20"/>
+          <w:szCs w:val="20"/>
+          <w:u w:val="single"/>
+        </w:rPr>
+        <w:tab/>
+      </w:r>
+      <w:r>
+        <w:rPr>
+          <w:rFonts w:ascii="Cambria" w:hAnsi="Cambria"/>
+          <w:sz w:val="20"/>
+          <w:szCs w:val="20"/>
+          <w:u w:val="single"/>
+        </w:rPr>
+        <w:tab/>
+      </w:r>
+      <w:r>
+        <w:rPr>
+          <w:rFonts w:ascii="Cambria" w:hAnsi="Cambria"/>
+          <w:sz w:val="20"/>
+          <w:szCs w:val="20"/>
+          <w:u w:val="single"/>
+        </w:rPr>
+        <w:tab/>
+      </w:r>
+      <w:r>
+        <w:rPr>
+          <w:rFonts w:ascii="Cambria" w:hAnsi="Cambria"/>
+          <w:sz w:val="20"/>
+          <w:szCs w:val="20"/>
+          <w:u w:val="single"/>
+        </w:rPr>
+        <w:tab/>
+      </w:r>
+      <w:r>
+        <w:rPr>
+          <w:rFonts w:ascii="Cambria" w:hAnsi="Cambria"/>
+          <w:sz w:val="20"/>
+          <w:szCs w:val="20"/>
+          <w:u w:val="single"/>
+        </w:rPr>
+        <w:tab/>
+      </w:r>
+      <w:r>
+        <w:rPr>
+          <w:rFonts w:ascii="Cambria" w:hAnsi="Cambria"/>
+          <w:sz w:val="20"/>
+          <w:szCs w:val="20"/>
+          <w:u w:val="single"/>
+        </w:rPr>
+        <w:tab/>
+      </w:r>
+    </w:p>
+    <w:p>
+      <w:pPr>
+        <w:tabs>
+          <w:tab w:val="right" w:pos="10800"/>
+        </w:tabs>
+        <w:spacing w:line="276" w:lineRule="auto"/>
+        <w:rPr>
+          <w:rFonts w:ascii="Cambria" w:hAnsi="Cambria"/>
+          <w:b/>
+          <w:sz w:val="20"/>
+          <w:szCs w:val="20"/>
+        </w:rPr>
+      </w:pPr>
+      <w:r>
+        <w:rPr>
+          <w:rFonts w:ascii="Cambria" w:hAnsi="Cambria"/>
+          <w:b/>
+          <w:sz w:val="20"/>
+          <w:szCs w:val="20"/>
+        </w:rPr>
+        <w:t>Rochester Institute of Technology</w:t>
+      </w:r>
+      <w:r>
+        <w:rPr>
+          <w:rFonts w:ascii="Cambria" w:hAnsi="Cambria"/>
+          <w:b/>
+          <w:sz w:val="20"/>
+          <w:szCs w:val="20"/>
+        </w:rPr>
+        <w:tab/>
+      </w:r>
+      <w:r>
+        <w:rPr>
+          <w:rFonts w:ascii="Cambria" w:hAnsi="Cambria"/>
+          <w:b/>
+          <w:sz w:val="20"/>
+          <w:szCs w:val="20"/>
+        </w:rPr>
+        <w:t>Rochester, NY</w:t>
+      </w:r>
+    </w:p>
+    <w:p>
+      <w:pPr>
+        <w:tabs>
+          <w:tab w:val="right" w:pos="10800"/>
+        </w:tabs>
+        <w:spacing w:line="276" w:lineRule="auto"/>
+        <w:rPr>
+          <w:rFonts w:ascii="Cambria" w:hAnsi="Cambria"/>
+          <w:b/>
+          <w:sz w:val="20"/>
+          <w:szCs w:val="20"/>
+        </w:rPr>
+      </w:pPr>
+      <w:r>
+        <w:rPr>
+          <w:rFonts w:ascii="Cambria" w:hAnsi="Cambria"/>
+          <w:bCs/>
+          <w:sz w:val="20"/>
+          <w:szCs w:val="20"/>
+        </w:rPr>
+        <w:t>B</w:t>
+      </w:r>
+      <w:r>
+        <w:rPr>
+          <w:rFonts w:ascii="Cambria" w:hAnsi="Cambria"/>
+          <w:bCs/>
+          <w:sz w:val="20"/>
+          <w:szCs w:val="20"/>
+        </w:rPr>
+        <w:t>achelor of Science</w:t>
+      </w:r>
+      <w:r>
+        <w:rPr>
+          <w:rFonts w:ascii="Cambria" w:hAnsi="Cambria"/>
+          <w:bCs/>
+          <w:sz w:val="20"/>
+          <w:szCs w:val="20"/>
+        </w:rPr>
+        <w:t xml:space="preserve"> in</w:t>
+      </w:r>
+      <w:r>
+        <w:rPr>
+          <w:rFonts w:ascii="Cambria" w:hAnsi="Cambria"/>
+          <w:b/>
+          <w:sz w:val="20"/>
+          <w:szCs w:val="20"/>
+        </w:rPr>
+        <w:t xml:space="preserve"> Computer Science</w:t>
+      </w:r>
+      <w:r>
+        <w:rPr>
+          <w:rFonts w:ascii="Cambria" w:hAnsi="Cambria"/>
+          <w:b/>
+          <w:sz w:val="20"/>
+          <w:szCs w:val="20"/>
+        </w:rPr>
+        <w:t xml:space="preserve"> </w:t>
+      </w:r>
+      <w:r>
+        <w:rPr>
+          <w:rFonts w:ascii="Cambria" w:hAnsi="Cambria"/>
+          <w:b/>
+          <w:sz w:val="20"/>
+          <w:szCs w:val="20"/>
+        </w:rPr>
+        <w:tab/>
+      </w:r>
+      <w:r>
+        <w:rPr>
+          <w:rFonts w:ascii="Cambria" w:hAnsi="Cambria"/>
+          <w:bCs/>
+          <w:i/>
+          <w:iCs/>
+          <w:sz w:val="20"/>
+          <w:szCs w:val="20"/>
+        </w:rPr>
+        <w:t>Graduation Date: D</w:t>
+      </w:r>
+      <w:r>
+        <w:rPr>
+          <w:rFonts w:ascii="Cambria" w:hAnsi="Cambria"/>
+          <w:bCs/>
+          <w:i/>
+          <w:iCs/>
+          <w:sz w:val="20"/>
+          <w:szCs w:val="20"/>
+        </w:rPr>
+        <w:t>ecember 2020</w:t>
       </w:r>
     </w:p>
     <w:p>
@@ -864,16 +2438,7 @@
           <w:sz w:val="20"/>
           <w:szCs w:val="20"/>
         </w:rPr>
-        <w:t xml:space="preserve"> place in </w:t>
-      </w:r>
-      <w:r>
-        <w:rPr>
-          <w:rFonts w:ascii="Cambria" w:hAnsi="Cambria"/>
-          <w:bCs/>
-          <w:sz w:val="20"/>
-          <w:szCs w:val="20"/>
-        </w:rPr>
-        <w:t>BrickHack 3</w:t>
+        <w:t xml:space="preserve"> place in BrickHack 3</w:t>
       </w:r>
       <w:r>
         <w:rPr>
@@ -898,9 +2463,6 @@
     </w:p>
     <w:p>
       <w:pPr>
-        <w:tabs>
-          <w:tab w:val="right" w:pos="10800"/>
-        </w:tabs>
         <w:spacing w:after="240" w:line="276" w:lineRule="auto"/>
         <w:rPr>
           <w:rFonts w:ascii="Cambria" w:hAnsi="Cambria"/>
@@ -916,1778 +2478,52 @@
           <w:sz w:val="20"/>
           <w:szCs w:val="20"/>
         </w:rPr>
-        <w:t>Related Courses:</w:t>
-      </w:r>
-      <w:r>
-        <w:rPr>
-          <w:rFonts w:ascii="Cambria" w:hAnsi="Cambria"/>
-          <w:bCs/>
-          <w:sz w:val="20"/>
-          <w:szCs w:val="20"/>
-        </w:rPr>
-        <w:t xml:space="preserve"> </w:t>
-      </w:r>
-      <w:r>
-        <w:rPr>
-          <w:rFonts w:ascii="Cambria" w:hAnsi="Cambria"/>
-          <w:bCs/>
-          <w:sz w:val="20"/>
-          <w:szCs w:val="20"/>
-        </w:rPr>
-        <w:t>Functional Programming, Information Retrieval, Graphics, Data Mining, Operating Systems, Networks, Computer Vision, Parallel &amp; Distribution Systems, Assembly</w:t>
-      </w:r>
-      <w:r>
-        <w:rPr>
-          <w:rFonts w:ascii="Cambria" w:hAnsi="Cambria"/>
-          <w:bCs/>
-          <w:sz w:val="20"/>
-          <w:szCs w:val="20"/>
-        </w:rPr>
-        <w:tab/>
-      </w:r>
-    </w:p>
-    <w:p>
-      <w:pPr>
-        <w:spacing w:line="276" w:lineRule="auto"/>
-        <w:rPr>
-          <w:rFonts w:ascii="Cambria" w:hAnsi="Cambria"/>
-          <w:b/>
-          <w:sz w:val="20"/>
-          <w:szCs w:val="20"/>
-        </w:rPr>
-      </w:pPr>
-      <w:r>
-        <w:rPr>
-          <w:rFonts w:ascii="Cambria" w:hAnsi="Cambria"/>
-          <w:b/>
-          <w:sz w:val="20"/>
-          <w:szCs w:val="20"/>
-          <w:u w:val="single"/>
-        </w:rPr>
-        <w:t>EXPERIENCE</w:t>
-      </w:r>
-      <w:r>
-        <w:rPr>
-          <w:rFonts w:ascii="Cambria" w:hAnsi="Cambria"/>
-          <w:sz w:val="20"/>
-          <w:szCs w:val="20"/>
-          <w:u w:val="single"/>
-        </w:rPr>
-        <w:tab/>
-        <w:t xml:space="preserve"> </w:t>
-      </w:r>
-      <w:r>
-        <w:rPr>
-          <w:rFonts w:ascii="Cambria" w:hAnsi="Cambria"/>
-          <w:sz w:val="20"/>
-          <w:szCs w:val="20"/>
-          <w:u w:val="single"/>
-        </w:rPr>
-        <w:tab/>
-      </w:r>
-      <w:r>
-        <w:rPr>
-          <w:rFonts w:ascii="Cambria" w:hAnsi="Cambria"/>
-          <w:sz w:val="20"/>
-          <w:szCs w:val="20"/>
-          <w:u w:val="single"/>
-        </w:rPr>
-        <w:tab/>
-      </w:r>
-      <w:r>
-        <w:rPr>
-          <w:rFonts w:ascii="Cambria" w:hAnsi="Cambria"/>
-          <w:sz w:val="20"/>
-          <w:szCs w:val="20"/>
-          <w:u w:val="single"/>
-        </w:rPr>
-        <w:tab/>
-      </w:r>
-      <w:r>
-        <w:rPr>
-          <w:rFonts w:ascii="Cambria" w:hAnsi="Cambria"/>
-          <w:sz w:val="20"/>
-          <w:szCs w:val="20"/>
-          <w:u w:val="single"/>
-        </w:rPr>
-        <w:tab/>
-      </w:r>
-      <w:r>
-        <w:rPr>
-          <w:rFonts w:ascii="Cambria" w:hAnsi="Cambria"/>
-          <w:sz w:val="20"/>
-          <w:szCs w:val="20"/>
-          <w:u w:val="single"/>
-        </w:rPr>
-        <w:tab/>
-      </w:r>
-      <w:r>
-        <w:rPr>
-          <w:rFonts w:ascii="Cambria" w:hAnsi="Cambria"/>
-          <w:sz w:val="20"/>
-          <w:szCs w:val="20"/>
-          <w:u w:val="single"/>
-        </w:rPr>
-        <w:tab/>
-      </w:r>
-      <w:r>
-        <w:rPr>
-          <w:rFonts w:ascii="Cambria" w:hAnsi="Cambria"/>
-          <w:sz w:val="20"/>
-          <w:szCs w:val="20"/>
-          <w:u w:val="single"/>
-        </w:rPr>
-        <w:tab/>
-      </w:r>
-      <w:r>
-        <w:rPr>
-          <w:rFonts w:ascii="Cambria" w:hAnsi="Cambria"/>
-          <w:sz w:val="20"/>
-          <w:szCs w:val="20"/>
-          <w:u w:val="single"/>
-        </w:rPr>
-        <w:tab/>
-      </w:r>
-      <w:r>
-        <w:rPr>
-          <w:rFonts w:ascii="Cambria" w:hAnsi="Cambria"/>
-          <w:sz w:val="20"/>
-          <w:szCs w:val="20"/>
-          <w:u w:val="single"/>
-        </w:rPr>
-        <w:tab/>
-      </w:r>
-      <w:r>
-        <w:rPr>
-          <w:rFonts w:ascii="Cambria" w:hAnsi="Cambria"/>
-          <w:sz w:val="20"/>
-          <w:szCs w:val="20"/>
-          <w:u w:val="single"/>
-        </w:rPr>
-        <w:tab/>
-      </w:r>
-      <w:r>
-        <w:rPr>
-          <w:rFonts w:ascii="Cambria" w:hAnsi="Cambria"/>
-          <w:sz w:val="20"/>
-          <w:szCs w:val="20"/>
-          <w:u w:val="single"/>
-        </w:rPr>
-        <w:tab/>
-      </w:r>
-      <w:r>
-        <w:rPr>
-          <w:rFonts w:ascii="Cambria" w:hAnsi="Cambria"/>
-          <w:sz w:val="20"/>
-          <w:szCs w:val="20"/>
-          <w:u w:val="single"/>
-        </w:rPr>
-        <w:tab/>
-      </w:r>
-      <w:r>
-        <w:rPr>
-          <w:rFonts w:ascii="Cambria" w:hAnsi="Cambria"/>
-          <w:sz w:val="20"/>
-          <w:szCs w:val="20"/>
-          <w:u w:val="single"/>
-        </w:rPr>
-        <w:tab/>
-      </w:r>
-    </w:p>
-    <w:p>
-      <w:pPr>
-        <w:tabs>
-          <w:tab w:val="right" w:pos="10800"/>
-        </w:tabs>
-        <w:spacing w:line="276" w:lineRule="auto"/>
-        <w:rPr>
-          <w:rFonts w:ascii="Cambria" w:hAnsi="Cambria"/>
-          <w:b/>
-          <w:sz w:val="20"/>
-          <w:szCs w:val="20"/>
-        </w:rPr>
-      </w:pPr>
-      <w:r>
-        <w:rPr>
-          <w:rFonts w:ascii="Cambria" w:hAnsi="Cambria"/>
-          <w:b/>
-          <w:sz w:val="20"/>
-          <w:szCs w:val="20"/>
-        </w:rPr>
-        <w:t>Allied Associates International</w:t>
-      </w:r>
-      <w:r>
-        <w:rPr>
-          <w:rFonts w:ascii="Cambria" w:hAnsi="Cambria"/>
-          <w:bCs/>
-          <w:sz w:val="20"/>
-          <w:szCs w:val="20"/>
-        </w:rPr>
-        <w:tab/>
-      </w:r>
-      <w:r>
-        <w:rPr>
-          <w:rFonts w:ascii="Cambria" w:hAnsi="Cambria"/>
-          <w:b/>
-          <w:sz w:val="20"/>
-          <w:szCs w:val="20"/>
-        </w:rPr>
-        <w:t>Gainesville, VA</w:t>
-      </w:r>
-    </w:p>
-    <w:p>
-      <w:pPr>
-        <w:tabs>
-          <w:tab w:val="right" w:pos="10800"/>
-        </w:tabs>
-        <w:spacing w:line="276" w:lineRule="auto"/>
-        <w:ind w:left="540" w:hanging="360"/>
-        <w:rPr>
-          <w:rFonts w:ascii="Cambria" w:hAnsi="Cambria"/>
-          <w:b/>
-          <w:sz w:val="20"/>
-          <w:szCs w:val="20"/>
-        </w:rPr>
-      </w:pPr>
-      <w:r>
-        <w:rPr>
-          <w:rFonts w:ascii="Cambria" w:hAnsi="Cambria"/>
-          <w:bCs/>
-          <w:i/>
-          <w:iCs/>
-          <w:sz w:val="20"/>
-          <w:szCs w:val="20"/>
-        </w:rPr>
-        <w:t>Database</w:t>
-      </w:r>
-      <w:r>
-        <w:rPr>
-          <w:rFonts w:ascii="Cambria" w:hAnsi="Cambria"/>
-          <w:bCs/>
-          <w:i/>
-          <w:iCs/>
-          <w:sz w:val="20"/>
-          <w:szCs w:val="20"/>
-        </w:rPr>
-        <w:t xml:space="preserve"> Forensics Engineer</w:t>
-      </w:r>
-      <w:r>
-        <w:rPr>
-          <w:rFonts w:ascii="Cambria" w:hAnsi="Cambria"/>
-          <w:b/>
-          <w:sz w:val="20"/>
-          <w:szCs w:val="20"/>
-        </w:rPr>
-        <w:tab/>
-      </w:r>
-      <w:r>
-        <w:rPr>
-          <w:rFonts w:ascii="Cambria" w:hAnsi="Cambria"/>
-          <w:bCs/>
-          <w:i/>
-          <w:iCs/>
-          <w:sz w:val="20"/>
-          <w:szCs w:val="20"/>
-        </w:rPr>
-        <w:t xml:space="preserve">January </w:t>
-      </w:r>
-      <w:r>
-        <w:rPr>
-          <w:rFonts w:ascii="Cambria" w:hAnsi="Cambria"/>
-          <w:bCs/>
-          <w:i/>
-          <w:iCs/>
-          <w:sz w:val="20"/>
-          <w:szCs w:val="20"/>
-        </w:rPr>
-        <w:t xml:space="preserve">2021 </w:t>
-      </w:r>
-      <w:r>
-        <w:rPr>
-          <w:rFonts w:ascii="Cambria" w:hAnsi="Cambria"/>
-          <w:bCs/>
-          <w:i/>
-          <w:iCs/>
-          <w:sz w:val="20"/>
-          <w:szCs w:val="20"/>
-        </w:rPr>
-        <w:t>–</w:t>
-      </w:r>
-      <w:r>
-        <w:rPr>
-          <w:rFonts w:ascii="Cambria" w:hAnsi="Cambria"/>
-          <w:bCs/>
-          <w:i/>
-          <w:iCs/>
-          <w:sz w:val="20"/>
-          <w:szCs w:val="20"/>
-        </w:rPr>
-        <w:t xml:space="preserve"> </w:t>
-      </w:r>
-      <w:r>
-        <w:rPr>
-          <w:rFonts w:ascii="Cambria" w:hAnsi="Cambria"/>
-          <w:bCs/>
-          <w:i/>
-          <w:iCs/>
-          <w:sz w:val="20"/>
-          <w:szCs w:val="20"/>
-        </w:rPr>
-        <w:t xml:space="preserve">September </w:t>
-      </w:r>
-      <w:r>
-        <w:rPr>
-          <w:rFonts w:ascii="Cambria" w:hAnsi="Cambria"/>
-          <w:bCs/>
-          <w:i/>
-          <w:iCs/>
-          <w:sz w:val="20"/>
-          <w:szCs w:val="20"/>
-        </w:rPr>
-        <w:t>2021</w:t>
-      </w:r>
-    </w:p>
-    <w:p>
-      <w:pPr>
-        <w:spacing w:line="276" w:lineRule="auto"/>
-        <w:ind w:left="540" w:hanging="360"/>
-        <w:rPr>
-          <w:rFonts w:ascii="Cambria" w:hAnsi="Cambria"/>
-          <w:bCs/>
-          <w:sz w:val="20"/>
-          <w:szCs w:val="20"/>
-        </w:rPr>
-      </w:pPr>
-      <w:r>
-        <w:rPr>
-          <w:rFonts w:ascii="Cambria" w:hAnsi="Cambria"/>
-          <w:bCs/>
-          <w:sz w:val="20"/>
-          <w:szCs w:val="20"/>
-        </w:rPr>
-        <w:t>Active TS Clearance</w:t>
-      </w:r>
-    </w:p>
-    <w:p>
-      <w:pPr>
-        <w:pStyle w:val="ListParagraph"/>
-        <w:numPr>
-          <w:ilvl w:val="0"/>
-          <w:numId w:val="43"/>
-        </w:numPr>
-        <w:spacing w:line="276" w:lineRule="auto"/>
-        <w:ind w:left="540"/>
-        <w:rPr>
-          <w:rFonts w:ascii="Cambria" w:hAnsi="Cambria"/>
-          <w:bCs/>
-          <w:sz w:val="20"/>
-          <w:szCs w:val="20"/>
-        </w:rPr>
-      </w:pPr>
-      <w:r>
-        <w:rPr>
-          <w:rFonts w:ascii="Cambria" w:hAnsi="Cambria"/>
-          <w:bCs/>
-          <w:sz w:val="20"/>
-          <w:szCs w:val="20"/>
-        </w:rPr>
-        <w:t xml:space="preserve">Automated a routine file retrieval task from production dataset with C#, which reduced work time by 80%. </w:t>
-      </w:r>
-    </w:p>
-    <w:p>
-      <w:pPr>
-        <w:pStyle w:val="ListParagraph"/>
-        <w:numPr>
-          <w:ilvl w:val="0"/>
-          <w:numId w:val="43"/>
-        </w:numPr>
-        <w:spacing w:line="276" w:lineRule="auto"/>
-        <w:ind w:left="540"/>
-        <w:rPr>
-          <w:rFonts w:ascii="Cambria" w:hAnsi="Cambria"/>
-          <w:bCs/>
-          <w:sz w:val="20"/>
-          <w:szCs w:val="20"/>
-        </w:rPr>
-      </w:pPr>
-      <w:r>
-        <w:rPr>
-          <w:rFonts w:ascii="Cambria" w:hAnsi="Cambria"/>
-          <w:bCs/>
-          <w:sz w:val="20"/>
-          <w:szCs w:val="20"/>
-        </w:rPr>
-        <w:t xml:space="preserve">Disassembled smartphone apps to extract data from </w:t>
-      </w:r>
-      <w:r>
-        <w:rPr>
-          <w:rFonts w:ascii="Cambria" w:hAnsi="Cambria"/>
-          <w:bCs/>
-          <w:sz w:val="20"/>
-          <w:szCs w:val="20"/>
-        </w:rPr>
-        <w:t>SQLite and plist files and organize</w:t>
-      </w:r>
-      <w:r>
-        <w:rPr>
-          <w:rFonts w:ascii="Cambria" w:hAnsi="Cambria"/>
-          <w:sz w:val="20"/>
-          <w:szCs w:val="20"/>
-        </w:rPr>
-        <w:t>d</w:t>
-      </w:r>
-      <w:r>
-        <w:rPr>
-          <w:rFonts w:ascii="Cambria" w:hAnsi="Cambria"/>
-          <w:bCs/>
-          <w:sz w:val="20"/>
-          <w:szCs w:val="20"/>
-        </w:rPr>
-        <w:t xml:space="preserve"> the data with </w:t>
-      </w:r>
-      <w:r>
-        <w:rPr>
-          <w:rFonts w:ascii="Cambria" w:hAnsi="Cambria"/>
-          <w:bCs/>
-          <w:sz w:val="20"/>
-          <w:szCs w:val="20"/>
-        </w:rPr>
-        <w:t xml:space="preserve">Avro, </w:t>
-      </w:r>
-      <w:r>
-        <w:rPr>
-          <w:rFonts w:ascii="Cambria" w:hAnsi="Cambria"/>
-          <w:bCs/>
-          <w:sz w:val="20"/>
-          <w:szCs w:val="20"/>
-        </w:rPr>
-        <w:t>a serialization framework</w:t>
-      </w:r>
-      <w:r>
-        <w:rPr>
-          <w:rFonts w:ascii="Cambria" w:hAnsi="Cambria"/>
-          <w:bCs/>
-          <w:sz w:val="20"/>
-          <w:szCs w:val="20"/>
-        </w:rPr>
-        <w:t xml:space="preserve"> onto a knowledge graph, which allow</w:t>
-      </w:r>
-      <w:r>
-        <w:rPr>
-          <w:rFonts w:ascii="Cambria" w:hAnsi="Cambria"/>
-          <w:bCs/>
-          <w:sz w:val="20"/>
-          <w:szCs w:val="20"/>
-        </w:rPr>
-        <w:t>ed</w:t>
-      </w:r>
-      <w:r>
-        <w:rPr>
-          <w:rFonts w:ascii="Cambria" w:hAnsi="Cambria"/>
-          <w:bCs/>
-          <w:sz w:val="20"/>
-          <w:szCs w:val="20"/>
-        </w:rPr>
-        <w:t xml:space="preserve"> users to see relationships between each data.</w:t>
-      </w:r>
-    </w:p>
-    <w:p>
-      <w:pPr>
-        <w:pStyle w:val="ListParagraph"/>
-        <w:numPr>
-          <w:ilvl w:val="0"/>
-          <w:numId w:val="43"/>
-        </w:numPr>
-        <w:spacing w:after="240" w:line="276" w:lineRule="auto"/>
-        <w:ind w:left="540"/>
-        <w:rPr>
-          <w:rFonts w:ascii="Cambria" w:hAnsi="Cambria"/>
-          <w:bCs/>
-          <w:sz w:val="20"/>
-          <w:szCs w:val="20"/>
-        </w:rPr>
-      </w:pPr>
-      <w:r>
-        <w:rPr>
-          <w:rFonts w:ascii="Cambria" w:hAnsi="Cambria"/>
-          <w:bCs/>
-          <w:sz w:val="20"/>
-          <w:szCs w:val="20"/>
-        </w:rPr>
-        <w:t>Conceptualized</w:t>
-      </w:r>
-      <w:r>
-        <w:rPr>
-          <w:rFonts w:ascii="Cambria" w:hAnsi="Cambria"/>
-          <w:bCs/>
-          <w:sz w:val="20"/>
-          <w:szCs w:val="20"/>
-        </w:rPr>
-        <w:t xml:space="preserve"> an automated process for monitoring data extraction health and new database file discovery in </w:t>
-      </w:r>
-      <w:r>
-        <w:rPr>
-          <w:rFonts w:ascii="Cambria" w:hAnsi="Cambria"/>
-          <w:bCs/>
-          <w:sz w:val="20"/>
-          <w:szCs w:val="20"/>
-        </w:rPr>
-        <w:t>Elastic</w:t>
-      </w:r>
-      <w:r>
-        <w:rPr>
-          <w:rFonts w:ascii="Cambria" w:hAnsi="Cambria"/>
-          <w:bCs/>
-          <w:sz w:val="20"/>
-          <w:szCs w:val="20"/>
-        </w:rPr>
-        <w:t>s</w:t>
-      </w:r>
-      <w:r>
-        <w:rPr>
-          <w:rFonts w:ascii="Cambria" w:hAnsi="Cambria"/>
-          <w:bCs/>
-          <w:sz w:val="20"/>
-          <w:szCs w:val="20"/>
-        </w:rPr>
-        <w:t>earch</w:t>
-      </w:r>
-      <w:r>
-        <w:rPr>
-          <w:rFonts w:ascii="Cambria" w:hAnsi="Cambria"/>
-          <w:bCs/>
-          <w:sz w:val="20"/>
-          <w:szCs w:val="20"/>
-        </w:rPr>
-        <w:t xml:space="preserve"> with </w:t>
-      </w:r>
-      <w:r>
-        <w:rPr>
-          <w:rFonts w:ascii="Cambria" w:hAnsi="Cambria"/>
-          <w:bCs/>
-          <w:sz w:val="20"/>
-          <w:szCs w:val="20"/>
-        </w:rPr>
-        <w:t>REST APIs</w:t>
-      </w:r>
-      <w:r>
-        <w:rPr>
-          <w:rFonts w:ascii="Cambria" w:hAnsi="Cambria"/>
-          <w:bCs/>
-          <w:sz w:val="20"/>
-          <w:szCs w:val="20"/>
-        </w:rPr>
-        <w:t xml:space="preserve"> to reduce time on manual check</w:t>
-      </w:r>
-      <w:r>
-        <w:rPr>
-          <w:rFonts w:ascii="Cambria" w:hAnsi="Cambria"/>
-          <w:bCs/>
-          <w:sz w:val="20"/>
-          <w:szCs w:val="20"/>
-        </w:rPr>
-        <w:t>.</w:t>
-      </w:r>
-    </w:p>
-    <w:p>
-      <w:pPr>
-        <w:tabs>
-          <w:tab w:val="right" w:pos="10800"/>
-        </w:tabs>
-        <w:spacing w:line="276" w:lineRule="auto"/>
-        <w:ind w:left="540" w:hanging="360"/>
-        <w:rPr>
-          <w:rFonts w:ascii="Cambria" w:hAnsi="Cambria"/>
-          <w:bCs/>
-          <w:iCs/>
-          <w:sz w:val="20"/>
-          <w:szCs w:val="20"/>
-        </w:rPr>
-      </w:pPr>
-      <w:r>
-        <w:rPr>
-          <w:rFonts w:ascii="Cambria" w:hAnsi="Cambria"/>
-          <w:bCs/>
-          <w:i/>
-          <w:iCs/>
-          <w:sz w:val="20"/>
-          <w:szCs w:val="20"/>
-        </w:rPr>
-        <w:t>Network Forensics Engineer Intern</w:t>
-      </w:r>
-      <w:r>
-        <w:rPr>
-          <w:rFonts w:ascii="Cambria" w:hAnsi="Cambria"/>
-          <w:bCs/>
-          <w:sz w:val="20"/>
-          <w:szCs w:val="20"/>
-        </w:rPr>
-        <w:tab/>
-      </w:r>
-      <w:r>
-        <w:rPr>
-          <w:rFonts w:ascii="Cambria" w:hAnsi="Cambria"/>
-          <w:bCs/>
-          <w:i/>
-          <w:iCs/>
-          <w:sz w:val="20"/>
-          <w:szCs w:val="20"/>
-        </w:rPr>
-        <w:t xml:space="preserve">June </w:t>
-      </w:r>
-      <w:r>
-        <w:rPr>
-          <w:rFonts w:ascii="Cambria" w:hAnsi="Cambria"/>
-          <w:bCs/>
-          <w:i/>
-          <w:iCs/>
-          <w:sz w:val="20"/>
-          <w:szCs w:val="20"/>
-        </w:rPr>
-        <w:t xml:space="preserve">2020 </w:t>
-      </w:r>
-      <w:r>
-        <w:rPr>
-          <w:rFonts w:ascii="Cambria" w:hAnsi="Cambria"/>
-          <w:bCs/>
-          <w:i/>
-          <w:iCs/>
-          <w:sz w:val="20"/>
-          <w:szCs w:val="20"/>
-        </w:rPr>
-        <w:t>–</w:t>
-      </w:r>
-      <w:r>
-        <w:rPr>
-          <w:rFonts w:ascii="Cambria" w:hAnsi="Cambria"/>
-          <w:bCs/>
-          <w:i/>
-          <w:iCs/>
-          <w:sz w:val="20"/>
-          <w:szCs w:val="20"/>
-        </w:rPr>
-        <w:t xml:space="preserve"> </w:t>
-      </w:r>
-      <w:r>
-        <w:rPr>
-          <w:rFonts w:ascii="Cambria" w:hAnsi="Cambria"/>
-          <w:bCs/>
-          <w:i/>
-          <w:iCs/>
-          <w:sz w:val="20"/>
-          <w:szCs w:val="20"/>
-        </w:rPr>
-        <w:t xml:space="preserve">August </w:t>
-      </w:r>
-      <w:r>
-        <w:rPr>
-          <w:rFonts w:ascii="Cambria" w:hAnsi="Cambria"/>
-          <w:bCs/>
-          <w:i/>
-          <w:iCs/>
-          <w:sz w:val="20"/>
-          <w:szCs w:val="20"/>
-        </w:rPr>
-        <w:t>2020</w:t>
-      </w:r>
-    </w:p>
-    <w:p>
-      <w:pPr>
-        <w:pStyle w:val="ListParagraph"/>
-        <w:numPr>
-          <w:ilvl w:val="0"/>
-          <w:numId w:val="43"/>
-        </w:numPr>
-        <w:spacing w:after="240" w:line="276" w:lineRule="auto"/>
-        <w:ind w:left="540"/>
-        <w:rPr>
-          <w:rFonts w:ascii="Cambria" w:hAnsi="Cambria"/>
-          <w:bCs/>
-          <w:sz w:val="20"/>
-          <w:szCs w:val="20"/>
-        </w:rPr>
-      </w:pPr>
-      <w:r>
-        <w:rPr>
-          <w:rFonts w:ascii="Cambria" w:hAnsi="Cambria"/>
-          <w:bCs/>
-          <w:sz w:val="20"/>
-          <w:szCs w:val="20"/>
-        </w:rPr>
-        <w:t>Dissected network traffic on IoT devices with Wireshar</w:t>
-      </w:r>
-      <w:r>
-        <w:rPr>
-          <w:rFonts w:ascii="Cambria" w:hAnsi="Cambria"/>
-          <w:bCs/>
-          <w:sz w:val="20"/>
-          <w:szCs w:val="20"/>
-        </w:rPr>
-        <w:t xml:space="preserve">k </w:t>
-      </w:r>
-      <w:r>
-        <w:rPr>
-          <w:rFonts w:ascii="Cambria" w:hAnsi="Cambria"/>
-          <w:bCs/>
-          <w:sz w:val="20"/>
-          <w:szCs w:val="20"/>
-        </w:rPr>
-        <w:t>and examined media encoding patterns</w:t>
-      </w:r>
-      <w:r>
-        <w:rPr>
-          <w:rFonts w:ascii="Cambria" w:hAnsi="Cambria"/>
-          <w:bCs/>
-          <w:sz w:val="20"/>
-          <w:szCs w:val="20"/>
-        </w:rPr>
-        <w:t xml:space="preserve"> for data extraction.</w:t>
-      </w:r>
-    </w:p>
-    <w:p>
-      <w:pPr>
-        <w:tabs>
-          <w:tab w:val="right" w:pos="10800"/>
-        </w:tabs>
-        <w:spacing w:line="276" w:lineRule="auto"/>
-        <w:ind w:left="360" w:hanging="360"/>
-        <w:rPr>
-          <w:rFonts w:ascii="Cambria" w:hAnsi="Cambria"/>
-          <w:bCs/>
-          <w:sz w:val="20"/>
-          <w:szCs w:val="20"/>
-        </w:rPr>
-      </w:pPr>
-      <w:r>
-        <w:rPr>
-          <w:rFonts w:ascii="Cambria" w:hAnsi="Cambria"/>
-          <w:b/>
-          <w:sz w:val="20"/>
-          <w:szCs w:val="20"/>
-        </w:rPr>
-        <w:t>Gartner</w:t>
-      </w:r>
-      <w:r>
-        <w:rPr>
-          <w:rFonts w:ascii="Cambria" w:hAnsi="Cambria"/>
-          <w:bCs/>
-          <w:sz w:val="20"/>
-          <w:szCs w:val="20"/>
-        </w:rPr>
-        <w:tab/>
-      </w:r>
-      <w:r>
-        <w:rPr>
-          <w:rFonts w:ascii="Cambria" w:hAnsi="Cambria"/>
-          <w:b/>
-          <w:sz w:val="20"/>
-          <w:szCs w:val="20"/>
-        </w:rPr>
-        <w:t>Austin, TX</w:t>
-      </w:r>
-    </w:p>
-    <w:p>
-      <w:pPr>
-        <w:tabs>
-          <w:tab w:val="right" w:pos="10800"/>
-        </w:tabs>
-        <w:spacing w:line="276" w:lineRule="auto"/>
-        <w:ind w:left="540" w:hanging="360"/>
-        <w:rPr>
-          <w:rFonts w:ascii="Cambria" w:hAnsi="Cambria"/>
-          <w:bCs/>
-          <w:sz w:val="20"/>
-          <w:szCs w:val="20"/>
-        </w:rPr>
-      </w:pPr>
-      <w:r>
-        <w:rPr>
-          <w:rFonts w:ascii="Cambria" w:hAnsi="Cambria"/>
-          <w:bCs/>
-          <w:i/>
-          <w:iCs/>
-          <w:sz w:val="20"/>
-          <w:szCs w:val="20"/>
-        </w:rPr>
-        <w:t>Web App Engineer Intern</w:t>
-      </w:r>
-      <w:r>
-        <w:rPr>
-          <w:rFonts w:ascii="Cambria" w:hAnsi="Cambria"/>
-          <w:bCs/>
-          <w:sz w:val="20"/>
-          <w:szCs w:val="20"/>
-        </w:rPr>
-        <w:tab/>
-      </w:r>
-      <w:r>
-        <w:rPr>
-          <w:rFonts w:ascii="Cambria" w:hAnsi="Cambria"/>
-          <w:bCs/>
-          <w:sz w:val="20"/>
-          <w:szCs w:val="20"/>
-        </w:rPr>
-        <w:t xml:space="preserve">June </w:t>
-      </w:r>
-      <w:r>
-        <w:rPr>
-          <w:rFonts w:ascii="Cambria" w:hAnsi="Cambria"/>
-          <w:bCs/>
-          <w:sz w:val="20"/>
-          <w:szCs w:val="20"/>
-        </w:rPr>
-        <w:t xml:space="preserve">2019 </w:t>
-      </w:r>
-      <w:r>
-        <w:rPr>
-          <w:rFonts w:ascii="Cambria" w:hAnsi="Cambria"/>
-          <w:bCs/>
-          <w:sz w:val="20"/>
-          <w:szCs w:val="20"/>
-        </w:rPr>
-        <w:t>–</w:t>
-      </w:r>
-      <w:r>
-        <w:rPr>
-          <w:rFonts w:ascii="Cambria" w:hAnsi="Cambria"/>
-          <w:bCs/>
-          <w:sz w:val="20"/>
-          <w:szCs w:val="20"/>
-        </w:rPr>
-        <w:t xml:space="preserve"> </w:t>
-      </w:r>
-      <w:r>
-        <w:rPr>
-          <w:rFonts w:ascii="Cambria" w:hAnsi="Cambria"/>
-          <w:bCs/>
-          <w:sz w:val="20"/>
-          <w:szCs w:val="20"/>
-        </w:rPr>
-        <w:t xml:space="preserve">December </w:t>
-      </w:r>
-      <w:r>
-        <w:rPr>
-          <w:rFonts w:ascii="Cambria" w:hAnsi="Cambria"/>
-          <w:bCs/>
-          <w:sz w:val="20"/>
-          <w:szCs w:val="20"/>
-        </w:rPr>
-        <w:t>2019</w:t>
-      </w:r>
-    </w:p>
-    <w:p>
-      <w:pPr>
-        <w:pStyle w:val="ListParagraph"/>
-        <w:numPr>
-          <w:ilvl w:val="0"/>
-          <w:numId w:val="43"/>
-        </w:numPr>
-        <w:spacing w:after="240" w:line="276" w:lineRule="auto"/>
-        <w:ind w:left="540"/>
-        <w:rPr>
-          <w:rFonts w:ascii="Cambria" w:hAnsi="Cambria"/>
-          <w:bCs/>
-          <w:sz w:val="20"/>
-          <w:szCs w:val="20"/>
-        </w:rPr>
-      </w:pPr>
-      <w:r>
-        <w:rPr>
-          <w:rFonts w:ascii="Cambria" w:hAnsi="Cambria"/>
-          <w:bCs/>
-          <w:sz w:val="20"/>
-          <w:szCs w:val="20"/>
-        </w:rPr>
-        <w:t xml:space="preserve">Improved </w:t>
-      </w:r>
-      <w:r>
-        <w:rPr>
-          <w:rFonts w:ascii="Cambria" w:hAnsi="Cambria"/>
-          <w:bCs/>
-          <w:sz w:val="20"/>
-          <w:szCs w:val="20"/>
-        </w:rPr>
-        <w:t xml:space="preserve">the query in </w:t>
-      </w:r>
-      <w:r>
-        <w:rPr>
-          <w:rFonts w:ascii="Cambria" w:hAnsi="Cambria"/>
-          <w:bCs/>
-          <w:sz w:val="20"/>
-          <w:szCs w:val="20"/>
-        </w:rPr>
-        <w:t xml:space="preserve">the web app dashboard, which reduced the load time for critical information used by sales and operations </w:t>
-      </w:r>
-      <w:r>
-        <w:rPr>
-          <w:rFonts w:ascii="Cambria" w:hAnsi="Cambria"/>
-          <w:bCs/>
-          <w:sz w:val="20"/>
-          <w:szCs w:val="20"/>
-        </w:rPr>
-        <w:t xml:space="preserve">at Software Advice </w:t>
-      </w:r>
-      <w:r>
-        <w:rPr>
-          <w:rFonts w:ascii="Cambria" w:hAnsi="Cambria"/>
-          <w:bCs/>
-          <w:sz w:val="20"/>
-          <w:szCs w:val="20"/>
-        </w:rPr>
-        <w:t>by 30%.</w:t>
-      </w:r>
-    </w:p>
-    <w:p>
-      <w:pPr>
-        <w:pStyle w:val="ListParagraph"/>
-        <w:numPr>
-          <w:ilvl w:val="0"/>
-          <w:numId w:val="43"/>
-        </w:numPr>
-        <w:spacing w:after="240" w:line="276" w:lineRule="auto"/>
-        <w:ind w:left="540"/>
-        <w:rPr>
-          <w:rFonts w:ascii="Cambria" w:hAnsi="Cambria"/>
-          <w:bCs/>
-          <w:sz w:val="20"/>
-          <w:szCs w:val="20"/>
-        </w:rPr>
-      </w:pPr>
-      <w:r>
-        <w:rPr>
-          <w:rFonts w:ascii="Cambria" w:hAnsi="Cambria"/>
-          <w:sz w:val="20"/>
-          <w:szCs w:val="20"/>
-        </w:rPr>
-        <w:t>Introduced a</w:t>
-      </w:r>
-      <w:r>
-        <w:rPr>
-          <w:rFonts w:ascii="Cambria" w:hAnsi="Cambria"/>
-          <w:sz w:val="20"/>
-          <w:szCs w:val="20"/>
-        </w:rPr>
-        <w:t xml:space="preserve">n API </w:t>
-      </w:r>
-      <w:r>
-        <w:rPr>
-          <w:rFonts w:ascii="Cambria" w:hAnsi="Cambria"/>
-          <w:sz w:val="20"/>
-          <w:szCs w:val="20"/>
-        </w:rPr>
-        <w:t xml:space="preserve">with python and flask </w:t>
-      </w:r>
-      <w:r>
-        <w:rPr>
-          <w:rFonts w:ascii="Cambria" w:hAnsi="Cambria"/>
-          <w:sz w:val="20"/>
-          <w:szCs w:val="20"/>
-        </w:rPr>
-        <w:t xml:space="preserve">to the </w:t>
-      </w:r>
-      <w:r>
-        <w:rPr>
-          <w:rFonts w:ascii="Cambria" w:hAnsi="Cambria"/>
-          <w:sz w:val="20"/>
-          <w:szCs w:val="20"/>
-        </w:rPr>
-        <w:t xml:space="preserve">LAMP </w:t>
-      </w:r>
-      <w:r>
-        <w:rPr>
-          <w:rFonts w:ascii="Cambria" w:hAnsi="Cambria"/>
-          <w:sz w:val="20"/>
-          <w:szCs w:val="20"/>
-        </w:rPr>
-        <w:t>web app</w:t>
-      </w:r>
-      <w:r>
-        <w:rPr>
-          <w:rFonts w:ascii="Cambria" w:hAnsi="Cambria"/>
-          <w:sz w:val="20"/>
-          <w:szCs w:val="20"/>
-        </w:rPr>
-        <w:t xml:space="preserve"> to showcase the potential of </w:t>
-      </w:r>
-      <w:r>
-        <w:rPr>
-          <w:rFonts w:ascii="Cambria" w:hAnsi="Cambria"/>
-          <w:sz w:val="20"/>
-          <w:szCs w:val="20"/>
-        </w:rPr>
-        <w:t>microservice</w:t>
-      </w:r>
-      <w:r>
-        <w:rPr>
-          <w:rFonts w:ascii="Cambria" w:hAnsi="Cambria"/>
-          <w:sz w:val="20"/>
-          <w:szCs w:val="20"/>
-        </w:rPr>
-        <w:t xml:space="preserve"> </w:t>
-      </w:r>
-      <w:r>
-        <w:rPr>
-          <w:rFonts w:ascii="Cambria" w:hAnsi="Cambria"/>
-          <w:sz w:val="20"/>
-          <w:szCs w:val="20"/>
-        </w:rPr>
-        <w:t xml:space="preserve">architecture. </w:t>
-      </w:r>
-    </w:p>
-    <w:p>
-      <w:pPr>
-        <w:pStyle w:val="ListParagraph"/>
-        <w:numPr>
-          <w:ilvl w:val="0"/>
-          <w:numId w:val="43"/>
-        </w:numPr>
-        <w:spacing w:after="240" w:line="276" w:lineRule="auto"/>
-        <w:ind w:left="540"/>
-        <w:rPr>
-          <w:rFonts w:ascii="Cambria" w:hAnsi="Cambria"/>
-          <w:bCs/>
-          <w:sz w:val="20"/>
-          <w:szCs w:val="20"/>
-        </w:rPr>
-      </w:pPr>
-      <w:r>
-        <w:rPr>
-          <w:rFonts w:ascii="Cambria" w:hAnsi="Cambria"/>
-          <w:sz w:val="20"/>
-          <w:szCs w:val="20"/>
-        </w:rPr>
-        <w:t>Validated</w:t>
-      </w:r>
-      <w:r>
-        <w:rPr>
-          <w:rFonts w:ascii="Cambria" w:hAnsi="Cambria"/>
-          <w:sz w:val="20"/>
-          <w:szCs w:val="20"/>
-        </w:rPr>
-        <w:t xml:space="preserve"> API </w:t>
-      </w:r>
-      <w:r>
-        <w:rPr>
-          <w:rFonts w:ascii="Cambria" w:hAnsi="Cambria"/>
-          <w:sz w:val="20"/>
-          <w:szCs w:val="20"/>
-        </w:rPr>
-        <w:t>request</w:t>
-      </w:r>
-      <w:r>
-        <w:rPr>
-          <w:rFonts w:ascii="Cambria" w:hAnsi="Cambria"/>
-          <w:sz w:val="20"/>
-          <w:szCs w:val="20"/>
-        </w:rPr>
-        <w:t xml:space="preserve"> from client</w:t>
-      </w:r>
-      <w:r>
-        <w:rPr>
-          <w:rFonts w:ascii="Cambria" w:hAnsi="Cambria"/>
-          <w:sz w:val="20"/>
-          <w:szCs w:val="20"/>
-        </w:rPr>
-        <w:t xml:space="preserve">’s </w:t>
-      </w:r>
-      <w:r>
-        <w:rPr>
-          <w:rFonts w:ascii="Cambria" w:hAnsi="Cambria"/>
-          <w:sz w:val="20"/>
-          <w:szCs w:val="20"/>
-        </w:rPr>
-        <w:t xml:space="preserve">custom data structure and </w:t>
-      </w:r>
-      <w:r>
-        <w:rPr>
-          <w:rFonts w:ascii="Cambria" w:hAnsi="Cambria"/>
-          <w:sz w:val="20"/>
-          <w:szCs w:val="20"/>
-        </w:rPr>
-        <w:t>integrated the request to the database</w:t>
-      </w:r>
-      <w:r>
-        <w:rPr>
-          <w:rFonts w:ascii="Cambria" w:hAnsi="Cambria"/>
-          <w:sz w:val="20"/>
-          <w:szCs w:val="20"/>
-        </w:rPr>
-        <w:t>.</w:t>
-      </w:r>
-    </w:p>
-    <w:p>
-      <w:pPr>
-        <w:spacing w:line="276" w:lineRule="auto"/>
-        <w:ind w:left="360" w:hanging="360"/>
-        <w:rPr>
-          <w:rFonts w:ascii="Cambria" w:hAnsi="Cambria"/>
-          <w:b/>
-          <w:sz w:val="20"/>
-          <w:szCs w:val="20"/>
-        </w:rPr>
-      </w:pPr>
-      <w:r>
-        <w:rPr>
-          <w:rFonts w:ascii="Cambria" w:hAnsi="Cambria"/>
-          <w:b/>
-          <w:sz w:val="20"/>
-          <w:szCs w:val="20"/>
-          <w:u w:val="single"/>
-        </w:rPr>
-        <w:t>PROJECTS</w:t>
-      </w:r>
-      <w:r>
-        <w:rPr>
-          <w:rFonts w:ascii="Cambria" w:hAnsi="Cambria"/>
-          <w:sz w:val="20"/>
-          <w:szCs w:val="20"/>
-          <w:u w:val="single"/>
-        </w:rPr>
-        <w:tab/>
-        <w:t xml:space="preserve"> </w:t>
-      </w:r>
-      <w:r>
-        <w:rPr>
-          <w:rFonts w:ascii="Cambria" w:hAnsi="Cambria"/>
-          <w:sz w:val="20"/>
-          <w:szCs w:val="20"/>
-          <w:u w:val="single"/>
-        </w:rPr>
-        <w:tab/>
-      </w:r>
-      <w:r>
-        <w:rPr>
-          <w:rFonts w:ascii="Cambria" w:hAnsi="Cambria"/>
-          <w:sz w:val="20"/>
-          <w:szCs w:val="20"/>
-          <w:u w:val="single"/>
-        </w:rPr>
-        <w:tab/>
-      </w:r>
-      <w:r>
-        <w:rPr>
-          <w:rFonts w:ascii="Cambria" w:hAnsi="Cambria"/>
-          <w:sz w:val="20"/>
-          <w:szCs w:val="20"/>
-          <w:u w:val="single"/>
-        </w:rPr>
-        <w:tab/>
-      </w:r>
-      <w:r>
-        <w:rPr>
-          <w:rFonts w:ascii="Cambria" w:hAnsi="Cambria"/>
-          <w:sz w:val="20"/>
-          <w:szCs w:val="20"/>
-          <w:u w:val="single"/>
-        </w:rPr>
-        <w:tab/>
-      </w:r>
-      <w:r>
-        <w:rPr>
-          <w:rFonts w:ascii="Cambria" w:hAnsi="Cambria"/>
-          <w:sz w:val="20"/>
-          <w:szCs w:val="20"/>
-          <w:u w:val="single"/>
-        </w:rPr>
-        <w:tab/>
-      </w:r>
-      <w:r>
-        <w:rPr>
-          <w:rFonts w:ascii="Cambria" w:hAnsi="Cambria"/>
-          <w:sz w:val="20"/>
-          <w:szCs w:val="20"/>
-          <w:u w:val="single"/>
-        </w:rPr>
-        <w:tab/>
-      </w:r>
-      <w:r>
-        <w:rPr>
-          <w:rFonts w:ascii="Cambria" w:hAnsi="Cambria"/>
-          <w:sz w:val="20"/>
-          <w:szCs w:val="20"/>
-          <w:u w:val="single"/>
-        </w:rPr>
-        <w:tab/>
-      </w:r>
-      <w:r>
-        <w:rPr>
-          <w:rFonts w:ascii="Cambria" w:hAnsi="Cambria"/>
-          <w:sz w:val="20"/>
-          <w:szCs w:val="20"/>
-          <w:u w:val="single"/>
-        </w:rPr>
-        <w:tab/>
-      </w:r>
-      <w:r>
-        <w:rPr>
-          <w:rFonts w:ascii="Cambria" w:hAnsi="Cambria"/>
-          <w:sz w:val="20"/>
-          <w:szCs w:val="20"/>
-          <w:u w:val="single"/>
-        </w:rPr>
-        <w:tab/>
-      </w:r>
-      <w:r>
-        <w:rPr>
-          <w:rFonts w:ascii="Cambria" w:hAnsi="Cambria"/>
-          <w:sz w:val="20"/>
-          <w:szCs w:val="20"/>
-          <w:u w:val="single"/>
-        </w:rPr>
-        <w:tab/>
-      </w:r>
-      <w:r>
-        <w:rPr>
-          <w:rFonts w:ascii="Cambria" w:hAnsi="Cambria"/>
-          <w:sz w:val="20"/>
-          <w:szCs w:val="20"/>
-          <w:u w:val="single"/>
-        </w:rPr>
-        <w:tab/>
-      </w:r>
-      <w:r>
-        <w:rPr>
-          <w:rFonts w:ascii="Cambria" w:hAnsi="Cambria"/>
-          <w:sz w:val="20"/>
-          <w:szCs w:val="20"/>
-          <w:u w:val="single"/>
-        </w:rPr>
-        <w:tab/>
-      </w:r>
-      <w:r>
-        <w:rPr>
-          <w:rFonts w:ascii="Cambria" w:hAnsi="Cambria"/>
-          <w:sz w:val="20"/>
-          <w:szCs w:val="20"/>
-          <w:u w:val="single"/>
-        </w:rPr>
-        <w:tab/>
-      </w:r>
-    </w:p>
-    <w:p>
-      <w:pPr>
-        <w:tabs>
-          <w:tab w:val="right" w:pos="10800"/>
-        </w:tabs>
-        <w:spacing w:line="276" w:lineRule="auto"/>
-        <w:rPr>
-          <w:rFonts w:ascii="Cambria" w:hAnsi="Cambria"/>
-          <w:b/>
-          <w:sz w:val="20"/>
-          <w:szCs w:val="20"/>
-        </w:rPr>
-      </w:pPr>
-      <w:r>
-        <w:rPr>
-          <w:rFonts w:ascii="Cambria" w:hAnsi="Cambria"/>
-          <w:b/>
-          <w:sz w:val="20"/>
-          <w:szCs w:val="20"/>
-        </w:rPr>
-        <w:t xml:space="preserve">Vision Intelligence, </w:t>
-      </w:r>
-      <w:r>
-        <w:rPr>
-          <w:rFonts w:ascii="Cambria" w:hAnsi="Cambria"/>
-          <w:bCs/>
-          <w:sz w:val="20"/>
-          <w:szCs w:val="20"/>
-        </w:rPr>
-        <w:t>Startup</w:t>
-      </w:r>
-      <w:r>
-        <w:rPr>
-          <w:rFonts w:ascii="Cambria" w:hAnsi="Cambria"/>
-          <w:b/>
-          <w:sz w:val="20"/>
-          <w:szCs w:val="20"/>
-        </w:rPr>
-        <w:tab/>
-        <w:t>Rochester, NY</w:t>
-      </w:r>
-    </w:p>
-    <w:p>
-      <w:pPr>
-        <w:tabs>
-          <w:tab w:val="right" w:pos="10800"/>
-        </w:tabs>
-        <w:spacing w:line="276" w:lineRule="auto"/>
-        <w:ind w:firstLine="180"/>
-        <w:rPr>
-          <w:rFonts w:ascii="Cambria" w:hAnsi="Cambria"/>
-          <w:b/>
-          <w:sz w:val="20"/>
-          <w:szCs w:val="20"/>
-        </w:rPr>
-      </w:pPr>
-      <w:r>
-        <w:rPr>
-          <w:rFonts w:ascii="Cambria" w:hAnsi="Cambria"/>
-          <w:bCs/>
-          <w:i/>
-          <w:iCs/>
-          <w:sz w:val="20"/>
-          <w:szCs w:val="20"/>
-        </w:rPr>
-        <w:t>Engineer &amp; Founder</w:t>
-      </w:r>
-      <w:r>
-        <w:rPr>
-          <w:rFonts w:ascii="Cambria" w:hAnsi="Cambria"/>
-          <w:bCs/>
-          <w:sz w:val="20"/>
-          <w:szCs w:val="20"/>
-        </w:rPr>
-        <w:tab/>
-      </w:r>
-      <w:r>
-        <w:rPr>
-          <w:rFonts w:ascii="Cambria" w:hAnsi="Cambria"/>
-          <w:bCs/>
-          <w:i/>
-          <w:iCs/>
-          <w:sz w:val="20"/>
-          <w:szCs w:val="20"/>
-        </w:rPr>
-        <w:t xml:space="preserve">May </w:t>
-      </w:r>
-      <w:r>
-        <w:rPr>
-          <w:rFonts w:ascii="Cambria" w:hAnsi="Cambria"/>
-          <w:bCs/>
-          <w:i/>
-          <w:iCs/>
-          <w:sz w:val="20"/>
-          <w:szCs w:val="20"/>
-        </w:rPr>
-        <w:t xml:space="preserve">2018 </w:t>
-      </w:r>
-      <w:r>
-        <w:rPr>
-          <w:rFonts w:ascii="Cambria" w:hAnsi="Cambria"/>
-          <w:i/>
-          <w:iCs/>
-          <w:sz w:val="20"/>
-          <w:szCs w:val="20"/>
-        </w:rPr>
-        <w:t>–</w:t>
-      </w:r>
-      <w:r>
-        <w:rPr>
-          <w:rFonts w:ascii="Cambria" w:hAnsi="Cambria"/>
-          <w:bCs/>
-          <w:i/>
-          <w:iCs/>
-          <w:sz w:val="20"/>
-          <w:szCs w:val="20"/>
-        </w:rPr>
-        <w:t xml:space="preserve"> </w:t>
-      </w:r>
-      <w:r>
-        <w:rPr>
-          <w:rFonts w:ascii="Cambria" w:hAnsi="Cambria"/>
-          <w:bCs/>
-          <w:i/>
-          <w:iCs/>
-          <w:sz w:val="20"/>
-          <w:szCs w:val="20"/>
-        </w:rPr>
-        <w:t xml:space="preserve">May </w:t>
-      </w:r>
-      <w:r>
-        <w:rPr>
-          <w:rFonts w:ascii="Cambria" w:hAnsi="Cambria"/>
-          <w:bCs/>
-          <w:i/>
-          <w:iCs/>
-          <w:sz w:val="20"/>
-          <w:szCs w:val="20"/>
-        </w:rPr>
-        <w:t>2019</w:t>
-      </w:r>
-    </w:p>
-    <w:p>
-      <w:pPr>
-        <w:pStyle w:val="ListParagraph"/>
-        <w:numPr>
-          <w:ilvl w:val="0"/>
-          <w:numId w:val="43"/>
-        </w:numPr>
-        <w:spacing w:after="240" w:line="276" w:lineRule="auto"/>
-        <w:ind w:left="540"/>
-        <w:rPr>
-          <w:rFonts w:ascii="Cambria" w:hAnsi="Cambria"/>
-          <w:bCs/>
-          <w:sz w:val="20"/>
-          <w:szCs w:val="20"/>
-        </w:rPr>
-      </w:pPr>
-      <w:r>
-        <w:rPr>
-          <w:rFonts w:ascii="Cambria" w:hAnsi="Cambria"/>
-          <w:sz w:val="20"/>
-          <w:szCs w:val="20"/>
-        </w:rPr>
-        <w:t xml:space="preserve">Brainstormed ideas </w:t>
-      </w:r>
-      <w:r>
-        <w:rPr>
-          <w:rFonts w:ascii="Cambria" w:hAnsi="Cambria"/>
-          <w:sz w:val="20"/>
-          <w:szCs w:val="20"/>
-        </w:rPr>
-        <w:t>on</w:t>
-      </w:r>
-      <w:r>
-        <w:rPr>
-          <w:rFonts w:ascii="Cambria" w:hAnsi="Cambria"/>
-          <w:sz w:val="20"/>
-          <w:szCs w:val="20"/>
-        </w:rPr>
-        <w:t xml:space="preserve"> converting a recording of movements to a report</w:t>
-      </w:r>
-      <w:r>
-        <w:rPr>
-          <w:rFonts w:ascii="Cambria" w:hAnsi="Cambria"/>
-          <w:sz w:val="20"/>
-          <w:szCs w:val="20"/>
-        </w:rPr>
-        <w:t xml:space="preserve"> to aid physical therapists</w:t>
-      </w:r>
-      <w:r>
-        <w:rPr>
-          <w:rFonts w:ascii="Cambria" w:hAnsi="Cambria"/>
-          <w:sz w:val="20"/>
-          <w:szCs w:val="20"/>
-        </w:rPr>
-        <w:t>.</w:t>
-      </w:r>
-    </w:p>
-    <w:p>
-      <w:pPr>
-        <w:pStyle w:val="ListParagraph"/>
-        <w:numPr>
-          <w:ilvl w:val="0"/>
-          <w:numId w:val="43"/>
-        </w:numPr>
-        <w:spacing w:after="240" w:line="276" w:lineRule="auto"/>
-        <w:ind w:left="540"/>
-        <w:rPr>
-          <w:rFonts w:ascii="Cambria" w:hAnsi="Cambria"/>
-          <w:bCs/>
-          <w:sz w:val="20"/>
-          <w:szCs w:val="20"/>
-        </w:rPr>
-      </w:pPr>
-      <w:r>
-        <w:rPr>
-          <w:rFonts w:ascii="Cambria" w:hAnsi="Cambria"/>
-          <w:sz w:val="20"/>
-          <w:szCs w:val="20"/>
-        </w:rPr>
-        <w:t xml:space="preserve">Researched </w:t>
-      </w:r>
-      <w:r>
-        <w:rPr>
-          <w:rFonts w:ascii="Cambria" w:hAnsi="Cambria"/>
-          <w:sz w:val="20"/>
-          <w:szCs w:val="20"/>
-        </w:rPr>
-        <w:t>open-source solutions,</w:t>
-      </w:r>
-      <w:r>
-        <w:rPr>
-          <w:rFonts w:ascii="Cambria" w:hAnsi="Cambria"/>
-          <w:sz w:val="20"/>
-          <w:szCs w:val="20"/>
-        </w:rPr>
-        <w:t xml:space="preserve"> </w:t>
-      </w:r>
-      <w:r>
-        <w:rPr>
-          <w:rFonts w:ascii="Cambria" w:hAnsi="Cambria"/>
-          <w:sz w:val="20"/>
-          <w:szCs w:val="20"/>
-        </w:rPr>
-        <w:t xml:space="preserve">models </w:t>
-      </w:r>
-      <w:r>
-        <w:rPr>
-          <w:rFonts w:ascii="Cambria" w:hAnsi="Cambria"/>
-          <w:sz w:val="20"/>
-          <w:szCs w:val="20"/>
-        </w:rPr>
-        <w:t>on</w:t>
-      </w:r>
-      <w:r>
-        <w:rPr>
-          <w:rFonts w:ascii="Cambria" w:hAnsi="Cambria"/>
-          <w:sz w:val="20"/>
-          <w:szCs w:val="20"/>
-        </w:rPr>
-        <w:t xml:space="preserve"> body pose estimation</w:t>
-      </w:r>
-      <w:r>
-        <w:rPr>
-          <w:rFonts w:ascii="Cambria" w:hAnsi="Cambria"/>
-          <w:sz w:val="20"/>
-          <w:szCs w:val="20"/>
-        </w:rPr>
-        <w:t>,</w:t>
-      </w:r>
-      <w:r>
-        <w:rPr>
-          <w:rFonts w:ascii="Cambria" w:hAnsi="Cambria"/>
-          <w:sz w:val="20"/>
-          <w:szCs w:val="20"/>
-        </w:rPr>
-        <w:t xml:space="preserve"> and datasets for training</w:t>
-      </w:r>
-      <w:r>
-        <w:rPr>
-          <w:rFonts w:ascii="Cambria" w:hAnsi="Cambria"/>
-          <w:sz w:val="20"/>
-          <w:szCs w:val="20"/>
-        </w:rPr>
-        <w:t xml:space="preserve"> to accurately and passively motion capture a body </w:t>
-      </w:r>
-      <w:r>
-        <w:rPr>
-          <w:rFonts w:ascii="Cambria" w:hAnsi="Cambria"/>
-          <w:sz w:val="20"/>
-          <w:szCs w:val="20"/>
-        </w:rPr>
-        <w:t>from a video recording</w:t>
-      </w:r>
-      <w:r>
-        <w:rPr>
-          <w:rFonts w:ascii="Cambria" w:hAnsi="Cambria"/>
-          <w:sz w:val="20"/>
-          <w:szCs w:val="20"/>
-        </w:rPr>
-        <w:t>.</w:t>
-      </w:r>
-    </w:p>
-    <w:p>
-      <w:pPr>
-        <w:pStyle w:val="ListParagraph"/>
-        <w:numPr>
-          <w:ilvl w:val="0"/>
-          <w:numId w:val="43"/>
-        </w:numPr>
-        <w:spacing w:after="240" w:line="276" w:lineRule="auto"/>
-        <w:ind w:left="540"/>
-        <w:rPr>
-          <w:rFonts w:ascii="Cambria" w:hAnsi="Cambria"/>
-          <w:bCs/>
-          <w:sz w:val="20"/>
-          <w:szCs w:val="20"/>
-        </w:rPr>
-      </w:pPr>
-      <w:r>
-        <w:rPr>
-          <w:rFonts w:ascii="Cambria" w:hAnsi="Cambria"/>
-          <w:sz w:val="20"/>
-          <w:szCs w:val="20"/>
-        </w:rPr>
-        <w:t>Interviewed 200 physical therapists to gather information on their business needs</w:t>
-      </w:r>
-      <w:r>
-        <w:rPr>
-          <w:rFonts w:ascii="Cambria" w:hAnsi="Cambria"/>
-          <w:sz w:val="20"/>
-          <w:szCs w:val="20"/>
-        </w:rPr>
-        <w:t>.</w:t>
-      </w:r>
-    </w:p>
-    <w:p>
-      <w:pPr>
-        <w:tabs>
-          <w:tab w:val="right" w:pos="10800"/>
-        </w:tabs>
-        <w:spacing w:line="276" w:lineRule="auto"/>
-        <w:ind w:left="360" w:hanging="360"/>
-        <w:rPr>
-          <w:rFonts w:ascii="Cambria" w:hAnsi="Cambria"/>
-          <w:b/>
-          <w:sz w:val="20"/>
-          <w:szCs w:val="20"/>
-        </w:rPr>
-      </w:pPr>
-      <w:r>
-        <w:rPr>
-          <w:rFonts w:ascii="Cambria" w:hAnsi="Cambria"/>
-          <w:b/>
-          <w:sz w:val="20"/>
-          <w:szCs w:val="20"/>
-        </w:rPr>
-        <w:t>RITMural</w:t>
-      </w:r>
-      <w:r>
-        <w:rPr>
-          <w:rFonts w:ascii="Cambria" w:hAnsi="Cambria"/>
-          <w:bCs/>
-          <w:sz w:val="20"/>
-          <w:szCs w:val="20"/>
-        </w:rPr>
-        <w:t>, 24-hour hackathon</w:t>
-      </w:r>
-      <w:r>
-        <w:rPr>
-          <w:rFonts w:ascii="Cambria" w:hAnsi="Cambria"/>
-          <w:bCs/>
-          <w:sz w:val="20"/>
-          <w:szCs w:val="20"/>
-        </w:rPr>
-        <w:tab/>
-      </w:r>
-      <w:r>
-        <w:rPr>
-          <w:rFonts w:ascii="Cambria" w:hAnsi="Cambria"/>
-          <w:b/>
-          <w:sz w:val="20"/>
-          <w:szCs w:val="20"/>
-        </w:rPr>
-        <w:t>Rochester, NY</w:t>
-      </w:r>
-    </w:p>
-    <w:p>
-      <w:pPr>
-        <w:tabs>
-          <w:tab w:val="right" w:pos="10800"/>
-        </w:tabs>
-        <w:spacing w:line="276" w:lineRule="auto"/>
-        <w:ind w:left="360" w:hanging="180"/>
-        <w:rPr>
-          <w:rFonts w:ascii="Cambria" w:hAnsi="Cambria"/>
-          <w:b/>
-          <w:sz w:val="20"/>
-          <w:szCs w:val="20"/>
-        </w:rPr>
-      </w:pPr>
-      <w:r>
-        <w:rPr>
-          <w:rFonts w:ascii="Cambria" w:hAnsi="Cambria"/>
-          <w:bCs/>
-          <w:i/>
-          <w:iCs/>
-          <w:sz w:val="20"/>
-          <w:szCs w:val="20"/>
-        </w:rPr>
-        <w:t>A Team Member of Four</w:t>
-      </w:r>
-      <w:r>
-        <w:rPr>
-          <w:rFonts w:ascii="Cambria" w:hAnsi="Cambria"/>
-          <w:b/>
-          <w:sz w:val="20"/>
-          <w:szCs w:val="20"/>
-        </w:rPr>
-        <w:tab/>
-      </w:r>
-      <w:r>
-        <w:rPr>
-          <w:rFonts w:ascii="Cambria" w:hAnsi="Cambria"/>
-          <w:bCs/>
-          <w:i/>
-          <w:iCs/>
-          <w:sz w:val="20"/>
-          <w:szCs w:val="20"/>
-        </w:rPr>
-        <w:t xml:space="preserve">January </w:t>
-      </w:r>
-      <w:r>
-        <w:rPr>
-          <w:rFonts w:ascii="Cambria" w:hAnsi="Cambria"/>
-          <w:i/>
-          <w:iCs/>
-          <w:sz w:val="20"/>
-          <w:szCs w:val="20"/>
-        </w:rPr>
-        <w:t>2018</w:t>
-      </w:r>
-    </w:p>
-    <w:p>
-      <w:pPr>
-        <w:pStyle w:val="ListParagraph"/>
-        <w:numPr>
-          <w:ilvl w:val="0"/>
-          <w:numId w:val="43"/>
-        </w:numPr>
-        <w:spacing w:after="240" w:line="276" w:lineRule="auto"/>
-        <w:ind w:left="540"/>
-        <w:rPr>
-          <w:rFonts w:ascii="Cambria" w:hAnsi="Cambria"/>
-          <w:bCs/>
-          <w:sz w:val="20"/>
-          <w:szCs w:val="20"/>
-        </w:rPr>
-      </w:pPr>
-      <w:r>
-        <w:rPr>
-          <w:rFonts w:ascii="Cambria" w:hAnsi="Cambria"/>
-          <w:sz w:val="20"/>
-          <w:szCs w:val="20"/>
-        </w:rPr>
-        <w:t>Designed a web app with Node.js, MongoDB</w:t>
-      </w:r>
-      <w:r>
-        <w:rPr>
-          <w:rFonts w:ascii="Cambria" w:hAnsi="Cambria"/>
-          <w:sz w:val="20"/>
-          <w:szCs w:val="20"/>
-        </w:rPr>
-        <w:t>, Socket.IO</w:t>
-      </w:r>
-      <w:r>
-        <w:rPr>
-          <w:rFonts w:ascii="Cambria" w:hAnsi="Cambria"/>
-          <w:sz w:val="20"/>
-          <w:szCs w:val="20"/>
-        </w:rPr>
-        <w:t>, and HTML Canvas to allow multiple users to draw on the same canvas in real-time. Deployed the web app on Heroku</w:t>
-      </w:r>
-      <w:r>
-        <w:rPr>
-          <w:rFonts w:ascii="Cambria" w:hAnsi="Cambria"/>
-          <w:sz w:val="20"/>
-          <w:szCs w:val="20"/>
-        </w:rPr>
-        <w:t>.</w:t>
-      </w:r>
-    </w:p>
-    <w:p>
-      <w:pPr>
-        <w:pStyle w:val="ListParagraph"/>
-        <w:numPr>
-          <w:ilvl w:val="0"/>
-          <w:numId w:val="43"/>
-        </w:numPr>
-        <w:spacing w:after="240" w:line="276" w:lineRule="auto"/>
-        <w:ind w:left="540"/>
-        <w:rPr>
-          <w:rFonts w:ascii="Cambria" w:hAnsi="Cambria"/>
-          <w:bCs/>
-          <w:sz w:val="20"/>
-          <w:szCs w:val="20"/>
-        </w:rPr>
-      </w:pPr>
-      <w:r>
-        <w:rPr>
-          <w:rFonts w:ascii="Cambria" w:hAnsi="Cambria"/>
-          <w:sz w:val="20"/>
-          <w:szCs w:val="20"/>
-        </w:rPr>
-        <w:t>Achieved an average of 100 daily visits during the first week after deployment</w:t>
-      </w:r>
-      <w:r>
-        <w:rPr>
-          <w:rFonts w:ascii="Cambria" w:hAnsi="Cambria"/>
-          <w:sz w:val="20"/>
-          <w:szCs w:val="20"/>
-        </w:rPr>
-        <w:t>.</w:t>
+        <w:t>Courses:</w:t>
+      </w:r>
+      <w:r>
+        <w:rPr>
+          <w:rFonts w:ascii="Cambria" w:hAnsi="Cambria"/>
+          <w:bCs/>
+          <w:sz w:val="20"/>
+          <w:szCs w:val="20"/>
+        </w:rPr>
+        <w:t xml:space="preserve"> Information Retrieval, </w:t>
+      </w:r>
+      <w:r>
+        <w:rPr>
+          <w:rFonts w:ascii="Cambria" w:hAnsi="Cambria"/>
+          <w:bCs/>
+          <w:sz w:val="20"/>
+          <w:szCs w:val="20"/>
+        </w:rPr>
+        <w:t xml:space="preserve">Artificial Intelligence, </w:t>
+      </w:r>
+      <w:r>
+        <w:rPr>
+          <w:rFonts w:ascii="Cambria" w:hAnsi="Cambria"/>
+          <w:bCs/>
+          <w:sz w:val="20"/>
+          <w:szCs w:val="20"/>
+        </w:rPr>
+        <w:t xml:space="preserve">Data Mining, Operating Systems, Networks, Graphics, Computer Vision, Parallel &amp; Distribution Systems, </w:t>
+      </w:r>
+      <w:r>
+        <w:rPr>
+          <w:rFonts w:ascii="Cambria" w:hAnsi="Cambria"/>
+          <w:bCs/>
+          <w:sz w:val="20"/>
+          <w:szCs w:val="20"/>
+        </w:rPr>
+        <w:t xml:space="preserve">Programming Language Theory, </w:t>
+      </w:r>
+      <w:r>
+        <w:rPr>
+          <w:rFonts w:ascii="Cambria" w:hAnsi="Cambria"/>
+          <w:bCs/>
+          <w:sz w:val="20"/>
+          <w:szCs w:val="20"/>
+        </w:rPr>
+        <w:t>Assembly</w:t>
       </w:r>
     </w:p>
     <w:sectPr>
@@ -2778,30 +2614,6 @@
         <w:sz w:val="22"/>
         <w:szCs w:val="22"/>
       </w:rPr>
-      <w:t xml:space="preserve">Active TS Clearance </w:t>
-    </w:r>
-    <w:r>
-      <w:rPr>
-        <w:rFonts w:ascii="Cambria" w:hAnsi="Cambria"/>
-        <w:sz w:val="22"/>
-        <w:szCs w:val="22"/>
-      </w:rPr>
-      <w:sym w:font="Symbol" w:char="F0B7"/>
-    </w:r>
-    <w:r>
-      <w:rPr>
-        <w:rFonts w:ascii="Cambria" w:hAnsi="Cambria"/>
-        <w:sz w:val="22"/>
-        <w:szCs w:val="22"/>
-      </w:rPr>
-      <w:t xml:space="preserve"> </w:t>
-    </w:r>
-    <w:r>
-      <w:rPr>
-        <w:rFonts w:ascii="Cambria" w:hAnsi="Cambria"/>
-        <w:sz w:val="22"/>
-        <w:szCs w:val="22"/>
-      </w:rPr>
       <w:t xml:space="preserve">(571) 512-0957 </w:t>
     </w:r>
     <w:r>
@@ -4346,6 +4158,119 @@
     </w:lvl>
   </w:abstractNum>
   <w:abstractNum w:abstractNumId="13" w15:restartNumberingAfterBreak="0">
+    <w:nsid w:val="33656D03"/>
+    <w:multiLevelType w:val="hybridMultilevel"/>
+    <w:tmpl w:val="91A87E54"/>
+    <w:lvl w:ilvl="0" w:tplc="04090001">
+      <w:start w:val="1"/>
+      <w:numFmt w:val="bullet"/>
+      <w:lvlText w:val=""/>
+      <w:lvlJc w:val="left"/>
+      <w:pPr>
+        <w:ind w:left="360" w:hanging="360"/>
+      </w:pPr>
+      <w:rPr>
+        <w:rFonts w:ascii="Symbol" w:hAnsi="Symbol" w:hint="default"/>
+      </w:rPr>
+    </w:lvl>
+    <w:lvl w:ilvl="1" w:tplc="04090003" w:tentative="1">
+      <w:start w:val="1"/>
+      <w:numFmt w:val="bullet"/>
+      <w:lvlText w:val="o"/>
+      <w:lvlJc w:val="left"/>
+      <w:pPr>
+        <w:ind w:left="1080" w:hanging="360"/>
+      </w:pPr>
+      <w:rPr>
+        <w:rFonts w:ascii="Courier New" w:hAnsi="Courier New" w:cs="Courier New" w:hint="default"/>
+      </w:rPr>
+    </w:lvl>
+    <w:lvl w:ilvl="2" w:tplc="04090005" w:tentative="1">
+      <w:start w:val="1"/>
+      <w:numFmt w:val="bullet"/>
+      <w:lvlText w:val=""/>
+      <w:lvlJc w:val="left"/>
+      <w:pPr>
+        <w:ind w:left="1800" w:hanging="360"/>
+      </w:pPr>
+      <w:rPr>
+        <w:rFonts w:ascii="Wingdings" w:hAnsi="Wingdings" w:hint="default"/>
+      </w:rPr>
+    </w:lvl>
+    <w:lvl w:ilvl="3" w:tplc="04090001" w:tentative="1">
+      <w:start w:val="1"/>
+      <w:numFmt w:val="bullet"/>
+      <w:lvlText w:val=""/>
+      <w:lvlJc w:val="left"/>
+      <w:pPr>
+        <w:ind w:left="2520" w:hanging="360"/>
+      </w:pPr>
+      <w:rPr>
+        <w:rFonts w:ascii="Symbol" w:hAnsi="Symbol" w:hint="default"/>
+      </w:rPr>
+    </w:lvl>
+    <w:lvl w:ilvl="4" w:tplc="04090003" w:tentative="1">
+      <w:start w:val="1"/>
+      <w:numFmt w:val="bullet"/>
+      <w:lvlText w:val="o"/>
+      <w:lvlJc w:val="left"/>
+      <w:pPr>
+        <w:ind w:left="3240" w:hanging="360"/>
+      </w:pPr>
+      <w:rPr>
+        <w:rFonts w:ascii="Courier New" w:hAnsi="Courier New" w:cs="Courier New" w:hint="default"/>
+      </w:rPr>
+    </w:lvl>
+    <w:lvl w:ilvl="5" w:tplc="04090005" w:tentative="1">
+      <w:start w:val="1"/>
+      <w:numFmt w:val="bullet"/>
+      <w:lvlText w:val=""/>
+      <w:lvlJc w:val="left"/>
+      <w:pPr>
+        <w:ind w:left="3960" w:hanging="360"/>
+      </w:pPr>
+      <w:rPr>
+        <w:rFonts w:ascii="Wingdings" w:hAnsi="Wingdings" w:hint="default"/>
+      </w:rPr>
+    </w:lvl>
+    <w:lvl w:ilvl="6" w:tplc="04090001" w:tentative="1">
+      <w:start w:val="1"/>
+      <w:numFmt w:val="bullet"/>
+      <w:lvlText w:val=""/>
+      <w:lvlJc w:val="left"/>
+      <w:pPr>
+        <w:ind w:left="4680" w:hanging="360"/>
+      </w:pPr>
+      <w:rPr>
+        <w:rFonts w:ascii="Symbol" w:hAnsi="Symbol" w:hint="default"/>
+      </w:rPr>
+    </w:lvl>
+    <w:lvl w:ilvl="7" w:tplc="04090003" w:tentative="1">
+      <w:start w:val="1"/>
+      <w:numFmt w:val="bullet"/>
+      <w:lvlText w:val="o"/>
+      <w:lvlJc w:val="left"/>
+      <w:pPr>
+        <w:ind w:left="5400" w:hanging="360"/>
+      </w:pPr>
+      <w:rPr>
+        <w:rFonts w:ascii="Courier New" w:hAnsi="Courier New" w:cs="Courier New" w:hint="default"/>
+      </w:rPr>
+    </w:lvl>
+    <w:lvl w:ilvl="8" w:tplc="04090005" w:tentative="1">
+      <w:start w:val="1"/>
+      <w:numFmt w:val="bullet"/>
+      <w:lvlText w:val=""/>
+      <w:lvlJc w:val="left"/>
+      <w:pPr>
+        <w:ind w:left="6120" w:hanging="360"/>
+      </w:pPr>
+      <w:rPr>
+        <w:rFonts w:ascii="Wingdings" w:hAnsi="Wingdings" w:hint="default"/>
+      </w:rPr>
+    </w:lvl>
+  </w:abstractNum>
+  <w:abstractNum w:abstractNumId="14" w15:restartNumberingAfterBreak="0">
     <w:nsid w:val="35106620"/>
     <w:multiLevelType w:val="hybridMultilevel"/>
     <w:tmpl w:val="504CD43E"/>
@@ -4458,7 +4383,7 @@
       </w:rPr>
     </w:lvl>
   </w:abstractNum>
-  <w:abstractNum w:abstractNumId="14" w15:restartNumberingAfterBreak="0">
+  <w:abstractNum w:abstractNumId="15" w15:restartNumberingAfterBreak="0">
     <w:nsid w:val="36F178B6"/>
     <w:multiLevelType w:val="hybridMultilevel"/>
     <w:tmpl w:val="7AE071B6"/>
@@ -4572,7 +4497,7 @@
       </w:rPr>
     </w:lvl>
   </w:abstractNum>
-  <w:abstractNum w:abstractNumId="15" w15:restartNumberingAfterBreak="0">
+  <w:abstractNum w:abstractNumId="16" w15:restartNumberingAfterBreak="0">
     <w:nsid w:val="38990678"/>
     <w:multiLevelType w:val="hybridMultilevel"/>
     <w:tmpl w:val="96CA71CE"/>
@@ -4685,7 +4610,7 @@
       </w:rPr>
     </w:lvl>
   </w:abstractNum>
-  <w:abstractNum w:abstractNumId="16" w15:restartNumberingAfterBreak="0">
+  <w:abstractNum w:abstractNumId="17" w15:restartNumberingAfterBreak="0">
     <w:nsid w:val="3A38261C"/>
     <w:multiLevelType w:val="hybridMultilevel"/>
     <w:tmpl w:val="6D70CB62"/>
@@ -4798,7 +4723,7 @@
       </w:rPr>
     </w:lvl>
   </w:abstractNum>
-  <w:abstractNum w:abstractNumId="17" w15:restartNumberingAfterBreak="0">
+  <w:abstractNum w:abstractNumId="18" w15:restartNumberingAfterBreak="0">
     <w:nsid w:val="3BF60ACC"/>
     <w:multiLevelType w:val="hybridMultilevel"/>
     <w:tmpl w:val="CA82979E"/>
@@ -4911,7 +4836,7 @@
       </w:rPr>
     </w:lvl>
   </w:abstractNum>
-  <w:abstractNum w:abstractNumId="18" w15:restartNumberingAfterBreak="0">
+  <w:abstractNum w:abstractNumId="19" w15:restartNumberingAfterBreak="0">
     <w:nsid w:val="3C455579"/>
     <w:multiLevelType w:val="hybridMultilevel"/>
     <w:tmpl w:val="92A0A894"/>
@@ -5024,7 +4949,7 @@
       </w:rPr>
     </w:lvl>
   </w:abstractNum>
-  <w:abstractNum w:abstractNumId="19" w15:restartNumberingAfterBreak="0">
+  <w:abstractNum w:abstractNumId="20" w15:restartNumberingAfterBreak="0">
     <w:nsid w:val="42770C0F"/>
     <w:multiLevelType w:val="hybridMultilevel"/>
     <w:tmpl w:val="9E1E5A66"/>
@@ -5137,7 +5062,7 @@
       </w:rPr>
     </w:lvl>
   </w:abstractNum>
-  <w:abstractNum w:abstractNumId="20" w15:restartNumberingAfterBreak="0">
+  <w:abstractNum w:abstractNumId="21" w15:restartNumberingAfterBreak="0">
     <w:nsid w:val="43E56F47"/>
     <w:multiLevelType w:val="hybridMultilevel"/>
     <w:tmpl w:val="B01A5CC8"/>
@@ -5251,7 +5176,7 @@
       </w:rPr>
     </w:lvl>
   </w:abstractNum>
-  <w:abstractNum w:abstractNumId="21" w15:restartNumberingAfterBreak="0">
+  <w:abstractNum w:abstractNumId="22" w15:restartNumberingAfterBreak="0">
     <w:nsid w:val="48E7149B"/>
     <w:multiLevelType w:val="hybridMultilevel"/>
     <w:tmpl w:val="4B00D5B8"/>
@@ -5364,7 +5289,7 @@
       </w:rPr>
     </w:lvl>
   </w:abstractNum>
-  <w:abstractNum w:abstractNumId="22" w15:restartNumberingAfterBreak="0">
+  <w:abstractNum w:abstractNumId="23" w15:restartNumberingAfterBreak="0">
     <w:nsid w:val="4BDD30CC"/>
     <w:multiLevelType w:val="hybridMultilevel"/>
     <w:tmpl w:val="7F488514"/>
@@ -5477,7 +5402,7 @@
       </w:rPr>
     </w:lvl>
   </w:abstractNum>
-  <w:abstractNum w:abstractNumId="23" w15:restartNumberingAfterBreak="0">
+  <w:abstractNum w:abstractNumId="24" w15:restartNumberingAfterBreak="0">
     <w:nsid w:val="4F123CCC"/>
     <w:multiLevelType w:val="hybridMultilevel"/>
     <w:tmpl w:val="616CD030"/>
@@ -5590,7 +5515,7 @@
       </w:rPr>
     </w:lvl>
   </w:abstractNum>
-  <w:abstractNum w:abstractNumId="24" w15:restartNumberingAfterBreak="0">
+  <w:abstractNum w:abstractNumId="25" w15:restartNumberingAfterBreak="0">
     <w:nsid w:val="4F566C63"/>
     <w:multiLevelType w:val="hybridMultilevel"/>
     <w:tmpl w:val="D3D88978"/>
@@ -5704,7 +5629,7 @@
       </w:rPr>
     </w:lvl>
   </w:abstractNum>
-  <w:abstractNum w:abstractNumId="25" w15:restartNumberingAfterBreak="0">
+  <w:abstractNum w:abstractNumId="26" w15:restartNumberingAfterBreak="0">
     <w:nsid w:val="50A810EB"/>
     <w:multiLevelType w:val="hybridMultilevel"/>
     <w:tmpl w:val="66006B3C"/>
@@ -5818,7 +5743,7 @@
       </w:rPr>
     </w:lvl>
   </w:abstractNum>
-  <w:abstractNum w:abstractNumId="26" w15:restartNumberingAfterBreak="0">
+  <w:abstractNum w:abstractNumId="27" w15:restartNumberingAfterBreak="0">
     <w:nsid w:val="536C2E02"/>
     <w:multiLevelType w:val="hybridMultilevel"/>
     <w:tmpl w:val="9FD8A2B8"/>
@@ -5931,7 +5856,7 @@
       </w:rPr>
     </w:lvl>
   </w:abstractNum>
-  <w:abstractNum w:abstractNumId="27" w15:restartNumberingAfterBreak="0">
+  <w:abstractNum w:abstractNumId="28" w15:restartNumberingAfterBreak="0">
     <w:nsid w:val="58480252"/>
     <w:multiLevelType w:val="hybridMultilevel"/>
     <w:tmpl w:val="7AB88398"/>
@@ -6044,7 +5969,7 @@
       </w:rPr>
     </w:lvl>
   </w:abstractNum>
-  <w:abstractNum w:abstractNumId="28" w15:restartNumberingAfterBreak="0">
+  <w:abstractNum w:abstractNumId="29" w15:restartNumberingAfterBreak="0">
     <w:nsid w:val="5A011308"/>
     <w:multiLevelType w:val="hybridMultilevel"/>
     <w:tmpl w:val="7BDC29F8"/>
@@ -6157,7 +6082,7 @@
       </w:rPr>
     </w:lvl>
   </w:abstractNum>
-  <w:abstractNum w:abstractNumId="29" w15:restartNumberingAfterBreak="0">
+  <w:abstractNum w:abstractNumId="30" w15:restartNumberingAfterBreak="0">
     <w:nsid w:val="5BE241A0"/>
     <w:multiLevelType w:val="hybridMultilevel"/>
     <w:tmpl w:val="C7EACFC8"/>
@@ -6271,7 +6196,7 @@
       </w:rPr>
     </w:lvl>
   </w:abstractNum>
-  <w:abstractNum w:abstractNumId="30" w15:restartNumberingAfterBreak="0">
+  <w:abstractNum w:abstractNumId="31" w15:restartNumberingAfterBreak="0">
     <w:nsid w:val="5ED010FB"/>
     <w:multiLevelType w:val="hybridMultilevel"/>
     <w:tmpl w:val="5644FD1E"/>
@@ -6384,7 +6309,7 @@
       </w:rPr>
     </w:lvl>
   </w:abstractNum>
-  <w:abstractNum w:abstractNumId="31" w15:restartNumberingAfterBreak="0">
+  <w:abstractNum w:abstractNumId="32" w15:restartNumberingAfterBreak="0">
     <w:nsid w:val="5FEF1994"/>
     <w:multiLevelType w:val="hybridMultilevel"/>
     <w:tmpl w:val="C8FAAC34"/>
@@ -6497,7 +6422,7 @@
       </w:rPr>
     </w:lvl>
   </w:abstractNum>
-  <w:abstractNum w:abstractNumId="32" w15:restartNumberingAfterBreak="0">
+  <w:abstractNum w:abstractNumId="33" w15:restartNumberingAfterBreak="0">
     <w:nsid w:val="603E672A"/>
     <w:multiLevelType w:val="hybridMultilevel"/>
     <w:tmpl w:val="F8045952"/>
@@ -6637,7 +6562,7 @@
       </w:rPr>
     </w:lvl>
   </w:abstractNum>
-  <w:abstractNum w:abstractNumId="33" w15:restartNumberingAfterBreak="0">
+  <w:abstractNum w:abstractNumId="34" w15:restartNumberingAfterBreak="0">
     <w:nsid w:val="628B46C5"/>
     <w:multiLevelType w:val="hybridMultilevel"/>
     <w:tmpl w:val="7B8E806A"/>
@@ -6751,7 +6676,7 @@
       </w:rPr>
     </w:lvl>
   </w:abstractNum>
-  <w:abstractNum w:abstractNumId="34" w15:restartNumberingAfterBreak="0">
+  <w:abstractNum w:abstractNumId="35" w15:restartNumberingAfterBreak="0">
     <w:nsid w:val="679A45BB"/>
     <w:multiLevelType w:val="hybridMultilevel"/>
     <w:tmpl w:val="CA64E624"/>
@@ -6864,7 +6789,7 @@
       </w:rPr>
     </w:lvl>
   </w:abstractNum>
-  <w:abstractNum w:abstractNumId="35" w15:restartNumberingAfterBreak="0">
+  <w:abstractNum w:abstractNumId="36" w15:restartNumberingAfterBreak="0">
     <w:nsid w:val="68D867AC"/>
     <w:multiLevelType w:val="hybridMultilevel"/>
     <w:tmpl w:val="F6E2FEAC"/>
@@ -6977,7 +6902,7 @@
       </w:rPr>
     </w:lvl>
   </w:abstractNum>
-  <w:abstractNum w:abstractNumId="36" w15:restartNumberingAfterBreak="0">
+  <w:abstractNum w:abstractNumId="37" w15:restartNumberingAfterBreak="0">
     <w:nsid w:val="6F5F6C56"/>
     <w:multiLevelType w:val="hybridMultilevel"/>
     <w:tmpl w:val="E4F4E976"/>
@@ -7090,7 +7015,7 @@
       </w:rPr>
     </w:lvl>
   </w:abstractNum>
-  <w:abstractNum w:abstractNumId="37" w15:restartNumberingAfterBreak="0">
+  <w:abstractNum w:abstractNumId="38" w15:restartNumberingAfterBreak="0">
     <w:nsid w:val="6F893375"/>
     <w:multiLevelType w:val="hybridMultilevel"/>
     <w:tmpl w:val="C07CE88C"/>
@@ -7203,7 +7128,7 @@
       </w:rPr>
     </w:lvl>
   </w:abstractNum>
-  <w:abstractNum w:abstractNumId="38" w15:restartNumberingAfterBreak="0">
+  <w:abstractNum w:abstractNumId="39" w15:restartNumberingAfterBreak="0">
     <w:nsid w:val="703D21CB"/>
     <w:multiLevelType w:val="hybridMultilevel"/>
     <w:tmpl w:val="3FD6728A"/>
@@ -7316,7 +7241,7 @@
       </w:rPr>
     </w:lvl>
   </w:abstractNum>
-  <w:abstractNum w:abstractNumId="39" w15:restartNumberingAfterBreak="0">
+  <w:abstractNum w:abstractNumId="40" w15:restartNumberingAfterBreak="0">
     <w:nsid w:val="743431C5"/>
     <w:multiLevelType w:val="hybridMultilevel"/>
     <w:tmpl w:val="3B163112"/>
@@ -7429,7 +7354,7 @@
       </w:rPr>
     </w:lvl>
   </w:abstractNum>
-  <w:abstractNum w:abstractNumId="40" w15:restartNumberingAfterBreak="0">
+  <w:abstractNum w:abstractNumId="41" w15:restartNumberingAfterBreak="0">
     <w:nsid w:val="75702A67"/>
     <w:multiLevelType w:val="hybridMultilevel"/>
     <w:tmpl w:val="E8E07BFA"/>
@@ -7543,7 +7468,7 @@
       </w:rPr>
     </w:lvl>
   </w:abstractNum>
-  <w:abstractNum w:abstractNumId="41" w15:restartNumberingAfterBreak="0">
+  <w:abstractNum w:abstractNumId="42" w15:restartNumberingAfterBreak="0">
     <w:nsid w:val="7C370F8E"/>
     <w:multiLevelType w:val="hybridMultilevel"/>
     <w:tmpl w:val="DB76E4B0"/>
@@ -7656,7 +7581,7 @@
       </w:rPr>
     </w:lvl>
   </w:abstractNum>
-  <w:abstractNum w:abstractNumId="42" w15:restartNumberingAfterBreak="0">
+  <w:abstractNum w:abstractNumId="43" w15:restartNumberingAfterBreak="0">
     <w:nsid w:val="7FF06A87"/>
     <w:multiLevelType w:val="hybridMultilevel"/>
     <w:tmpl w:val="229891BA"/>
@@ -7769,137 +7694,140 @@
       </w:rPr>
     </w:lvl>
   </w:abstractNum>
-  <w:num w:numId="1">
+  <w:num w:numId="1" w16cid:durableId="697858518">
     <w:abstractNumId w:val="7"/>
   </w:num>
-  <w:num w:numId="2">
+  <w:num w:numId="2" w16cid:durableId="670766456">
     <w:abstractNumId w:val="4"/>
   </w:num>
-  <w:num w:numId="3">
+  <w:num w:numId="3" w16cid:durableId="640186715">
+    <w:abstractNumId w:val="36"/>
+  </w:num>
+  <w:num w:numId="4" w16cid:durableId="1441804636">
+    <w:abstractNumId w:val="11"/>
+  </w:num>
+  <w:num w:numId="5" w16cid:durableId="2099520620">
+    <w:abstractNumId w:val="8"/>
+  </w:num>
+  <w:num w:numId="6" w16cid:durableId="1046611380">
+    <w:abstractNumId w:val="17"/>
+  </w:num>
+  <w:num w:numId="7" w16cid:durableId="849485247">
+    <w:abstractNumId w:val="40"/>
+  </w:num>
+  <w:num w:numId="8" w16cid:durableId="140276979">
+    <w:abstractNumId w:val="20"/>
+  </w:num>
+  <w:num w:numId="9" w16cid:durableId="1318218640">
+    <w:abstractNumId w:val="6"/>
+  </w:num>
+  <w:num w:numId="10" w16cid:durableId="324864874">
+    <w:abstractNumId w:val="32"/>
+  </w:num>
+  <w:num w:numId="11" w16cid:durableId="1378431006">
+    <w:abstractNumId w:val="22"/>
+  </w:num>
+  <w:num w:numId="12" w16cid:durableId="1961761083">
+    <w:abstractNumId w:val="16"/>
+  </w:num>
+  <w:num w:numId="13" w16cid:durableId="500195705">
+    <w:abstractNumId w:val="43"/>
+  </w:num>
+  <w:num w:numId="14" w16cid:durableId="1492454020">
+    <w:abstractNumId w:val="14"/>
+  </w:num>
+  <w:num w:numId="15" w16cid:durableId="1047073164">
+    <w:abstractNumId w:val="2"/>
+  </w:num>
+  <w:num w:numId="16" w16cid:durableId="739063327">
+    <w:abstractNumId w:val="10"/>
+  </w:num>
+  <w:num w:numId="17" w16cid:durableId="1809088090">
+    <w:abstractNumId w:val="23"/>
+  </w:num>
+  <w:num w:numId="18" w16cid:durableId="2042700805">
+    <w:abstractNumId w:val="31"/>
+  </w:num>
+  <w:num w:numId="19" w16cid:durableId="1709914132">
+    <w:abstractNumId w:val="37"/>
+  </w:num>
+  <w:num w:numId="20" w16cid:durableId="1795825668">
+    <w:abstractNumId w:val="18"/>
+  </w:num>
+  <w:num w:numId="21" w16cid:durableId="1250848363">
+    <w:abstractNumId w:val="24"/>
+  </w:num>
+  <w:num w:numId="22" w16cid:durableId="2047412104">
+    <w:abstractNumId w:val="19"/>
+  </w:num>
+  <w:num w:numId="23" w16cid:durableId="1243753930">
+    <w:abstractNumId w:val="39"/>
+  </w:num>
+  <w:num w:numId="24" w16cid:durableId="566039093">
+    <w:abstractNumId w:val="26"/>
+  </w:num>
+  <w:num w:numId="25" w16cid:durableId="1231430570">
+    <w:abstractNumId w:val="30"/>
+  </w:num>
+  <w:num w:numId="26" w16cid:durableId="1969773274">
+    <w:abstractNumId w:val="9"/>
+  </w:num>
+  <w:num w:numId="27" w16cid:durableId="1152603774">
+    <w:abstractNumId w:val="5"/>
+  </w:num>
+  <w:num w:numId="28" w16cid:durableId="1598248689">
+    <w:abstractNumId w:val="34"/>
+  </w:num>
+  <w:num w:numId="29" w16cid:durableId="1142112186">
+    <w:abstractNumId w:val="21"/>
+  </w:num>
+  <w:num w:numId="30" w16cid:durableId="764761861">
+    <w:abstractNumId w:val="0"/>
+  </w:num>
+  <w:num w:numId="31" w16cid:durableId="115829832">
+    <w:abstractNumId w:val="25"/>
+  </w:num>
+  <w:num w:numId="32" w16cid:durableId="1127892764">
+    <w:abstractNumId w:val="12"/>
+  </w:num>
+  <w:num w:numId="33" w16cid:durableId="1936555951">
+    <w:abstractNumId w:val="15"/>
+  </w:num>
+  <w:num w:numId="34" w16cid:durableId="869999718">
+    <w:abstractNumId w:val="41"/>
+  </w:num>
+  <w:num w:numId="35" w16cid:durableId="633679915">
+    <w:abstractNumId w:val="29"/>
+  </w:num>
+  <w:num w:numId="36" w16cid:durableId="1524516552">
+    <w:abstractNumId w:val="42"/>
+  </w:num>
+  <w:num w:numId="37" w16cid:durableId="1861048371">
+    <w:abstractNumId w:val="33"/>
+  </w:num>
+  <w:num w:numId="38" w16cid:durableId="2087871687">
+    <w:abstractNumId w:val="38"/>
+  </w:num>
+  <w:num w:numId="39" w16cid:durableId="2031908601">
+    <w:abstractNumId w:val="3"/>
+  </w:num>
+  <w:num w:numId="40" w16cid:durableId="1472360392">
+    <w:abstractNumId w:val="26"/>
+  </w:num>
+  <w:num w:numId="41" w16cid:durableId="2108848308">
+    <w:abstractNumId w:val="28"/>
+  </w:num>
+  <w:num w:numId="42" w16cid:durableId="69737458">
+    <w:abstractNumId w:val="1"/>
+  </w:num>
+  <w:num w:numId="43" w16cid:durableId="1205362252">
+    <w:abstractNumId w:val="27"/>
+  </w:num>
+  <w:num w:numId="44" w16cid:durableId="1045717037">
     <w:abstractNumId w:val="35"/>
   </w:num>
-  <w:num w:numId="4">
-    <w:abstractNumId w:val="11"/>
-  </w:num>
-  <w:num w:numId="5">
-    <w:abstractNumId w:val="8"/>
-  </w:num>
-  <w:num w:numId="6">
-    <w:abstractNumId w:val="16"/>
-  </w:num>
-  <w:num w:numId="7">
-    <w:abstractNumId w:val="39"/>
-  </w:num>
-  <w:num w:numId="8">
-    <w:abstractNumId w:val="19"/>
-  </w:num>
-  <w:num w:numId="9">
-    <w:abstractNumId w:val="6"/>
-  </w:num>
-  <w:num w:numId="10">
-    <w:abstractNumId w:val="31"/>
-  </w:num>
-  <w:num w:numId="11">
-    <w:abstractNumId w:val="21"/>
-  </w:num>
-  <w:num w:numId="12">
-    <w:abstractNumId w:val="15"/>
-  </w:num>
-  <w:num w:numId="13">
-    <w:abstractNumId w:val="42"/>
-  </w:num>
-  <w:num w:numId="14">
+  <w:num w:numId="45" w16cid:durableId="970524536">
     <w:abstractNumId w:val="13"/>
-  </w:num>
-  <w:num w:numId="15">
-    <w:abstractNumId w:val="2"/>
-  </w:num>
-  <w:num w:numId="16">
-    <w:abstractNumId w:val="10"/>
-  </w:num>
-  <w:num w:numId="17">
-    <w:abstractNumId w:val="22"/>
-  </w:num>
-  <w:num w:numId="18">
-    <w:abstractNumId w:val="30"/>
-  </w:num>
-  <w:num w:numId="19">
-    <w:abstractNumId w:val="36"/>
-  </w:num>
-  <w:num w:numId="20">
-    <w:abstractNumId w:val="17"/>
-  </w:num>
-  <w:num w:numId="21">
-    <w:abstractNumId w:val="23"/>
-  </w:num>
-  <w:num w:numId="22">
-    <w:abstractNumId w:val="18"/>
-  </w:num>
-  <w:num w:numId="23">
-    <w:abstractNumId w:val="38"/>
-  </w:num>
-  <w:num w:numId="24">
-    <w:abstractNumId w:val="25"/>
-  </w:num>
-  <w:num w:numId="25">
-    <w:abstractNumId w:val="29"/>
-  </w:num>
-  <w:num w:numId="26">
-    <w:abstractNumId w:val="9"/>
-  </w:num>
-  <w:num w:numId="27">
-    <w:abstractNumId w:val="5"/>
-  </w:num>
-  <w:num w:numId="28">
-    <w:abstractNumId w:val="33"/>
-  </w:num>
-  <w:num w:numId="29">
-    <w:abstractNumId w:val="20"/>
-  </w:num>
-  <w:num w:numId="30">
-    <w:abstractNumId w:val="0"/>
-  </w:num>
-  <w:num w:numId="31">
-    <w:abstractNumId w:val="24"/>
-  </w:num>
-  <w:num w:numId="32">
-    <w:abstractNumId w:val="12"/>
-  </w:num>
-  <w:num w:numId="33">
-    <w:abstractNumId w:val="14"/>
-  </w:num>
-  <w:num w:numId="34">
-    <w:abstractNumId w:val="40"/>
-  </w:num>
-  <w:num w:numId="35">
-    <w:abstractNumId w:val="28"/>
-  </w:num>
-  <w:num w:numId="36">
-    <w:abstractNumId w:val="41"/>
-  </w:num>
-  <w:num w:numId="37">
-    <w:abstractNumId w:val="32"/>
-  </w:num>
-  <w:num w:numId="38">
-    <w:abstractNumId w:val="37"/>
-  </w:num>
-  <w:num w:numId="39">
-    <w:abstractNumId w:val="3"/>
-  </w:num>
-  <w:num w:numId="40">
-    <w:abstractNumId w:val="25"/>
-  </w:num>
-  <w:num w:numId="41">
-    <w:abstractNumId w:val="27"/>
-  </w:num>
-  <w:num w:numId="42">
-    <w:abstractNumId w:val="1"/>
-  </w:num>
-  <w:num w:numId="43">
-    <w:abstractNumId w:val="26"/>
-  </w:num>
-  <w:num w:numId="44">
-    <w:abstractNumId w:val="34"/>
   </w:num>
 </w:numbering>
 </file>
@@ -8869,23 +8797,6 @@
 </file>
 
 <file path=customXml/item1.xml><?xml version="1.0" encoding="utf-8"?>
-<?mso-contentType ?>
-<FormTemplates xmlns="http://schemas.microsoft.com/sharepoint/v3/contenttype/forms">
-  <Display>DocumentLibraryForm</Display>
-  <Edit>DocumentLibraryForm</Edit>
-  <New>DocumentLibraryForm</New>
-</FormTemplates>
-</file>
-
-<file path=customXml/item2.xml><?xml version="1.0" encoding="utf-8"?>
-<p:properties xmlns:p="http://schemas.microsoft.com/office/2006/metadata/properties" xmlns:xsi="http://www.w3.org/2001/XMLSchema-instance">
-  <documentManagement>
-    <Attendance_x0020_Sheets xmlns="6137292c-a8a0-4c25-a004-adaaaf92099d">Resume Template</Attendance_x0020_Sheets>
-  </documentManagement>
-</p:properties>
-</file>
-
-<file path=customXml/item3.xml><?xml version="1.0" encoding="utf-8"?>
 <ct:contentTypeSchema xmlns:ct="http://schemas.microsoft.com/office/2006/metadata/contentType" xmlns:ma="http://schemas.microsoft.com/office/2006/metadata/properties/metaAttributes" ct:_="" ma:_="" ma:contentTypeName="Document" ma:contentTypeID="0x0101002C293761A0A8254CA004ADAAAF92099D" ma:contentTypeVersion="1" ma:contentTypeDescription="Create a new document." ma:contentTypeScope="" ma:versionID="302f49d7e89cb790dd76001df4a04d69">
   <xsd:schema xmlns:xsd="http://www.w3.org/2001/XMLSchema" xmlns:xs="http://www.w3.org/2001/XMLSchema" xmlns:p="http://schemas.microsoft.com/office/2006/metadata/properties" xmlns:ns2="6137292c-a8a0-4c25-a004-adaaaf92099d" targetNamespace="http://schemas.microsoft.com/office/2006/metadata/properties" ma:root="true" ma:fieldsID="d35100f22b8ccc25db333d146e61b9cd" ns2:_="">
     <xsd:import namespace="6137292c-a8a0-4c25-a004-adaaaf92099d"/>
@@ -9017,28 +8928,28 @@
 </ct:contentTypeSchema>
 </file>
 
+<file path=customXml/item2.xml><?xml version="1.0" encoding="utf-8"?>
+<p:properties xmlns:p="http://schemas.microsoft.com/office/2006/metadata/properties" xmlns:xsi="http://www.w3.org/2001/XMLSchema-instance">
+  <documentManagement>
+    <Attendance_x0020_Sheets xmlns="6137292c-a8a0-4c25-a004-adaaaf92099d">Resume Template</Attendance_x0020_Sheets>
+  </documentManagement>
+</p:properties>
+</file>
+
+<file path=customXml/item3.xml><?xml version="1.0" encoding="utf-8"?>
+<?mso-contentType ?>
+<FormTemplates xmlns="http://schemas.microsoft.com/sharepoint/v3/contenttype/forms">
+  <Display>DocumentLibraryForm</Display>
+  <Edit>DocumentLibraryForm</Edit>
+  <New>DocumentLibraryForm</New>
+</FormTemplates>
+</file>
+
 <file path=customXml/item4.xml><?xml version="1.0" encoding="utf-8"?>
 <b:Sources xmlns:b="http://schemas.openxmlformats.org/officeDocument/2006/bibliography" xmlns="http://schemas.openxmlformats.org/officeDocument/2006/bibliography" SelectedStyle="\APA.XSL" StyleName="APA"/>
 </file>
 
 <file path=customXml/itemProps1.xml><?xml version="1.0" encoding="utf-8"?>
-<ds:datastoreItem xmlns:ds="http://schemas.openxmlformats.org/officeDocument/2006/customXml" ds:itemID="{A1A83DD6-5505-4521-A7A9-16E439FA09A8}">
-  <ds:schemaRefs>
-    <ds:schemaRef ds:uri="http://schemas.microsoft.com/sharepoint/v3/contenttype/forms"/>
-  </ds:schemaRefs>
-</ds:datastoreItem>
-</file>
-
-<file path=customXml/itemProps2.xml><?xml version="1.0" encoding="utf-8"?>
-<ds:datastoreItem xmlns:ds="http://schemas.openxmlformats.org/officeDocument/2006/customXml" ds:itemID="{2CBA3092-F869-4E91-BE97-33F29DAE301D}">
-  <ds:schemaRefs>
-    <ds:schemaRef ds:uri="http://schemas.microsoft.com/office/2006/metadata/properties"/>
-    <ds:schemaRef ds:uri="6137292c-a8a0-4c25-a004-adaaaf92099d"/>
-  </ds:schemaRefs>
-</ds:datastoreItem>
-</file>
-
-<file path=customXml/itemProps3.xml><?xml version="1.0" encoding="utf-8"?>
 <ds:datastoreItem xmlns:ds="http://schemas.openxmlformats.org/officeDocument/2006/customXml" ds:itemID="{17A47041-CC1D-4DF5-9109-0652C71CA6B5}">
   <ds:schemaRefs>
     <ds:schemaRef ds:uri="http://schemas.microsoft.com/office/2006/metadata/contentType"/>
@@ -9056,6 +8967,23 @@
 </ds:datastoreItem>
 </file>
 
+<file path=customXml/itemProps2.xml><?xml version="1.0" encoding="utf-8"?>
+<ds:datastoreItem xmlns:ds="http://schemas.openxmlformats.org/officeDocument/2006/customXml" ds:itemID="{2CBA3092-F869-4E91-BE97-33F29DAE301D}">
+  <ds:schemaRefs>
+    <ds:schemaRef ds:uri="http://schemas.microsoft.com/office/2006/metadata/properties"/>
+    <ds:schemaRef ds:uri="6137292c-a8a0-4c25-a004-adaaaf92099d"/>
+  </ds:schemaRefs>
+</ds:datastoreItem>
+</file>
+
+<file path=customXml/itemProps3.xml><?xml version="1.0" encoding="utf-8"?>
+<ds:datastoreItem xmlns:ds="http://schemas.openxmlformats.org/officeDocument/2006/customXml" ds:itemID="{A1A83DD6-5505-4521-A7A9-16E439FA09A8}">
+  <ds:schemaRefs>
+    <ds:schemaRef ds:uri="http://schemas.microsoft.com/sharepoint/v3/contenttype/forms"/>
+  </ds:schemaRefs>
+</ds:datastoreItem>
+</file>
+
 <file path=customXml/itemProps4.xml><?xml version="1.0" encoding="utf-8"?>
 <ds:datastoreItem xmlns:ds="http://schemas.openxmlformats.org/officeDocument/2006/customXml" ds:itemID="{CF543BCE-D18C-B64A-A5C0-6DC4A96D862B}">
   <ds:schemaRefs>

--- a/BahdahShinSoftwareEngineering.docx
+++ b/BahdahShinSoftwareEngineering.docx
@@ -216,6 +216,14 @@
           <w:sz w:val="20"/>
           <w:szCs w:val="20"/>
         </w:rPr>
+        <w:t xml:space="preserve">Go, </w:t>
+      </w:r>
+      <w:r>
+        <w:rPr>
+          <w:rFonts w:ascii="Cambria" w:hAnsi="Cambria"/>
+          <w:sz w:val="20"/>
+          <w:szCs w:val="20"/>
+        </w:rPr>
         <w:t>J</w:t>
       </w:r>
       <w:r>
@@ -240,7 +248,15 @@
           <w:sz w:val="20"/>
           <w:szCs w:val="20"/>
         </w:rPr>
-        <w:t>, Julia, C/C++, Php</w:t>
+        <w:t>, C/C++, P</w:t>
+      </w:r>
+      <w:r>
+        <w:rPr>
+          <w:rFonts w:ascii="Cambria" w:hAnsi="Cambria"/>
+          <w:sz w:val="20"/>
+          <w:szCs w:val="20"/>
+        </w:rPr>
+        <w:t>HP</w:t>
       </w:r>
     </w:p>
     <w:p>
@@ -336,7 +352,23 @@
           <w:sz w:val="20"/>
           <w:szCs w:val="20"/>
         </w:rPr>
-        <w:t xml:space="preserve"> MySQL, MongoDB</w:t>
+        <w:t xml:space="preserve"> MySQL, </w:t>
+      </w:r>
+      <w:r>
+        <w:rPr>
+          <w:rFonts w:ascii="Cambria" w:hAnsi="Cambria"/>
+          <w:sz w:val="20"/>
+          <w:szCs w:val="20"/>
+        </w:rPr>
+        <w:t xml:space="preserve">PostgreSQL, </w:t>
+      </w:r>
+      <w:r>
+        <w:rPr>
+          <w:rFonts w:ascii="Cambria" w:hAnsi="Cambria"/>
+          <w:sz w:val="20"/>
+          <w:szCs w:val="20"/>
+        </w:rPr>
+        <w:t>MongoDB</w:t>
       </w:r>
       <w:r>
         <w:rPr>
@@ -441,15 +473,6 @@
           <w:szCs w:val="20"/>
         </w:rPr>
         <w:t>OpenCV</w:t>
-      </w:r>
-      <w:r>
-        <w:rPr>
-          <w:rFonts w:ascii="Cambria" w:hAnsi="Cambria"/>
-          <w:bCs/>
-          <w:sz w:val="20"/>
-          <w:szCs w:val="20"/>
-        </w:rPr>
-        <w:tab/>
       </w:r>
     </w:p>
     <w:p>
@@ -722,7 +745,7 @@
           <w:sz w:val="20"/>
           <w:szCs w:val="20"/>
         </w:rPr>
-        <w:t>TBD</w:t>
+        <w:t>Working with IoT devices and data collection pipeline.</w:t>
       </w:r>
     </w:p>
     <w:p>
@@ -8797,6 +8820,23 @@
 </file>
 
 <file path=customXml/item1.xml><?xml version="1.0" encoding="utf-8"?>
+<?mso-contentType ?>
+<FormTemplates xmlns="http://schemas.microsoft.com/sharepoint/v3/contenttype/forms">
+  <Display>DocumentLibraryForm</Display>
+  <Edit>DocumentLibraryForm</Edit>
+  <New>DocumentLibraryForm</New>
+</FormTemplates>
+</file>
+
+<file path=customXml/item2.xml><?xml version="1.0" encoding="utf-8"?>
+<p:properties xmlns:p="http://schemas.microsoft.com/office/2006/metadata/properties" xmlns:xsi="http://www.w3.org/2001/XMLSchema-instance">
+  <documentManagement>
+    <Attendance_x0020_Sheets xmlns="6137292c-a8a0-4c25-a004-adaaaf92099d">Resume Template</Attendance_x0020_Sheets>
+  </documentManagement>
+</p:properties>
+</file>
+
+<file path=customXml/item3.xml><?xml version="1.0" encoding="utf-8"?>
 <ct:contentTypeSchema xmlns:ct="http://schemas.microsoft.com/office/2006/metadata/contentType" xmlns:ma="http://schemas.microsoft.com/office/2006/metadata/properties/metaAttributes" ct:_="" ma:_="" ma:contentTypeName="Document" ma:contentTypeID="0x0101002C293761A0A8254CA004ADAAAF92099D" ma:contentTypeVersion="1" ma:contentTypeDescription="Create a new document." ma:contentTypeScope="" ma:versionID="302f49d7e89cb790dd76001df4a04d69">
   <xsd:schema xmlns:xsd="http://www.w3.org/2001/XMLSchema" xmlns:xs="http://www.w3.org/2001/XMLSchema" xmlns:p="http://schemas.microsoft.com/office/2006/metadata/properties" xmlns:ns2="6137292c-a8a0-4c25-a004-adaaaf92099d" targetNamespace="http://schemas.microsoft.com/office/2006/metadata/properties" ma:root="true" ma:fieldsID="d35100f22b8ccc25db333d146e61b9cd" ns2:_="">
     <xsd:import namespace="6137292c-a8a0-4c25-a004-adaaaf92099d"/>
@@ -8928,28 +8968,28 @@
 </ct:contentTypeSchema>
 </file>
 
-<file path=customXml/item2.xml><?xml version="1.0" encoding="utf-8"?>
-<p:properties xmlns:p="http://schemas.microsoft.com/office/2006/metadata/properties" xmlns:xsi="http://www.w3.org/2001/XMLSchema-instance">
-  <documentManagement>
-    <Attendance_x0020_Sheets xmlns="6137292c-a8a0-4c25-a004-adaaaf92099d">Resume Template</Attendance_x0020_Sheets>
-  </documentManagement>
-</p:properties>
-</file>
-
-<file path=customXml/item3.xml><?xml version="1.0" encoding="utf-8"?>
-<?mso-contentType ?>
-<FormTemplates xmlns="http://schemas.microsoft.com/sharepoint/v3/contenttype/forms">
-  <Display>DocumentLibraryForm</Display>
-  <Edit>DocumentLibraryForm</Edit>
-  <New>DocumentLibraryForm</New>
-</FormTemplates>
-</file>
-
 <file path=customXml/item4.xml><?xml version="1.0" encoding="utf-8"?>
 <b:Sources xmlns:b="http://schemas.openxmlformats.org/officeDocument/2006/bibliography" xmlns="http://schemas.openxmlformats.org/officeDocument/2006/bibliography" SelectedStyle="\APA.XSL" StyleName="APA"/>
 </file>
 
 <file path=customXml/itemProps1.xml><?xml version="1.0" encoding="utf-8"?>
+<ds:datastoreItem xmlns:ds="http://schemas.openxmlformats.org/officeDocument/2006/customXml" ds:itemID="{A1A83DD6-5505-4521-A7A9-16E439FA09A8}">
+  <ds:schemaRefs>
+    <ds:schemaRef ds:uri="http://schemas.microsoft.com/sharepoint/v3/contenttype/forms"/>
+  </ds:schemaRefs>
+</ds:datastoreItem>
+</file>
+
+<file path=customXml/itemProps2.xml><?xml version="1.0" encoding="utf-8"?>
+<ds:datastoreItem xmlns:ds="http://schemas.openxmlformats.org/officeDocument/2006/customXml" ds:itemID="{2CBA3092-F869-4E91-BE97-33F29DAE301D}">
+  <ds:schemaRefs>
+    <ds:schemaRef ds:uri="http://schemas.microsoft.com/office/2006/metadata/properties"/>
+    <ds:schemaRef ds:uri="6137292c-a8a0-4c25-a004-adaaaf92099d"/>
+  </ds:schemaRefs>
+</ds:datastoreItem>
+</file>
+
+<file path=customXml/itemProps3.xml><?xml version="1.0" encoding="utf-8"?>
 <ds:datastoreItem xmlns:ds="http://schemas.openxmlformats.org/officeDocument/2006/customXml" ds:itemID="{17A47041-CC1D-4DF5-9109-0652C71CA6B5}">
   <ds:schemaRefs>
     <ds:schemaRef ds:uri="http://schemas.microsoft.com/office/2006/metadata/contentType"/>
@@ -8967,23 +9007,6 @@
 </ds:datastoreItem>
 </file>
 
-<file path=customXml/itemProps2.xml><?xml version="1.0" encoding="utf-8"?>
-<ds:datastoreItem xmlns:ds="http://schemas.openxmlformats.org/officeDocument/2006/customXml" ds:itemID="{2CBA3092-F869-4E91-BE97-33F29DAE301D}">
-  <ds:schemaRefs>
-    <ds:schemaRef ds:uri="http://schemas.microsoft.com/office/2006/metadata/properties"/>
-    <ds:schemaRef ds:uri="6137292c-a8a0-4c25-a004-adaaaf92099d"/>
-  </ds:schemaRefs>
-</ds:datastoreItem>
-</file>
-
-<file path=customXml/itemProps3.xml><?xml version="1.0" encoding="utf-8"?>
-<ds:datastoreItem xmlns:ds="http://schemas.openxmlformats.org/officeDocument/2006/customXml" ds:itemID="{A1A83DD6-5505-4521-A7A9-16E439FA09A8}">
-  <ds:schemaRefs>
-    <ds:schemaRef ds:uri="http://schemas.microsoft.com/sharepoint/v3/contenttype/forms"/>
-  </ds:schemaRefs>
-</ds:datastoreItem>
-</file>
-
 <file path=customXml/itemProps4.xml><?xml version="1.0" encoding="utf-8"?>
 <ds:datastoreItem xmlns:ds="http://schemas.openxmlformats.org/officeDocument/2006/customXml" ds:itemID="{CF543BCE-D18C-B64A-A5C0-6DC4A96D862B}">
   <ds:schemaRefs>
